--- a/sales-templates/en/eduasiste-security-faq.docx
+++ b/sales-templates/en/eduasiste-security-faq.docx
@@ -19,13 +19,13 @@
           <w:bCs/>
           <w:b/>
         </w:rPr>
-        <w:t xml:space="preserve">HOW TO USE THIS TEMPLATE</w:t>
+        <w:t xml:space="preserve">HOW TO USE THIS TEMPLATE.</w:t>
       </w:r>
       <w:r>
         <w:t xml:space="preserve"> </w:t>
       </w:r>
       <w:r>
-        <w:t xml:space="preserve">— 1.</w:t>
+        <w:t xml:space="preserve">1.</w:t>
       </w:r>
       <w:r>
         <w:t xml:space="preserve"> </w:t>
@@ -116,7 +116,7 @@
         <w:t xml:space="preserve"> </w:t>
       </w:r>
       <w:r>
-        <w:t xml:space="preserve">platform as ProAsiste — the difference here is the audience: your child's data, and the rules that protect children's records.</w:t>
+        <w:t xml:space="preserve">platform as ProAsiste. The difference here is the audience: your child's data, and the rules that protect children's records.</w:t>
       </w:r>
     </w:p>
     <w:p>
@@ -617,7 +617,7 @@
         <w:t xml:space="preserve"> </w:t>
       </w:r>
       <w:r>
-        <w:t xml:space="preserve">"Standard security" already encrypts everything, keeps your child's data separate from every other learner's, and never feeds it to AI training. The KloudStax column is for schools and districts that need a signed contract and formal audit paperwork to satisfy their lawyers — not something a single family normally needs.</w:t>
+        <w:t xml:space="preserve">"Standard security" already encrypts everything, keeps your child's data separate from every other learner's, and never feeds it to AI training. The KloudStax column is for schools and districts that need a signed contract and formal audit paperwork to satisfy their lawyers. A single family normally does not need it.</w:t>
       </w:r>
     </w:p>
     <w:p>
@@ -651,7 +651,7 @@
         <w:pStyle w:val="BlockText"/>
       </w:pPr>
       <w:r>
-        <w:t xml:space="preserve">"SILVER and GOLD tiers store learning data on Google Workspace — the same enterprise-grade infrastructure that protects millions of students and teachers worldwide through Google for Education, Gmail, Google Drive, and Google Docs."</w:t>
+        <w:t xml:space="preserve">"SILVER and GOLD tiers store learning data on Google Workspace, the same enterprise-grade infrastructure that protects millions of students and teachers worldwide through Google for Education, Gmail, Google Drive, and Google Docs."</w:t>
       </w:r>
     </w:p>
     <w:p>
@@ -862,7 +862,7 @@
         <w:pStyle w:val="BlockText"/>
       </w:pPr>
       <w:r>
-        <w:t xml:space="preserve">"PLATINUM and DIAMOND tiers run on Google Cloud Platform for enhanced security and scale — the right fit for a department, a whole school, or a multi-school sostenedor handling many students' records."</w:t>
+        <w:t xml:space="preserve">"PLATINUM and DIAMOND tiers run on Google Cloud Platform for enhanced security and scale. This is the right fit for a department, a whole school, or a multi-school sostenedor handling many students' records."</w:t>
       </w:r>
     </w:p>
     <w:p>
@@ -1083,7 +1083,7 @@
         <w:pStyle w:val="BlockText"/>
       </w:pPr>
       <w:r>
-        <w:t xml:space="preserve">"You own your data. You can export everything at any time in standard formats (JSON, Markdown, CSV). When you cancel, we delete the data from our systems within 30 days, and you keep any exports you've made. For PRO (family-owned) learner twins, the data belongs to the family and is portable — it goes with you."</w:t>
+        <w:t xml:space="preserve">"You own your data. You can export everything at any time in standard formats (JSON, Markdown, CSV). When you cancel, we delete the data from our systems within 30 days, and you keep any exports you've made. For PRO (family-owned) learner twins, the data belongs to the family and is portable: it goes with you."</w:t>
       </w:r>
     </w:p>
     <w:p>
@@ -1118,7 +1118,7 @@
         <w:pStyle w:val="BlockText"/>
       </w:pPr>
       <w:r>
-        <w:t xml:space="preserve">"No. Your child's learning data is never used to train public AI models. Their EduAsiste twin learns from THEIR work to help THEM — that knowledge stays inside their own twin, isolated from every other learner, and is never shared externally. Data isolation per learner is the foundation of how the platform is built."</w:t>
+        <w:t xml:space="preserve">"No. Your child's learning data is never used to train public AI models. Their EduAsiste twin learns from THEIR work to help THEM. That knowledge stays inside their own twin, isolated from every other learner, and is never shared externally. Data isolation per learner is the foundation of how the platform is built."</w:t>
       </w:r>
     </w:p>
     <w:bookmarkEnd w:id="27"/>
@@ -1136,7 +1136,7 @@
         <w:pStyle w:val="BlockText"/>
       </w:pPr>
       <w:r>
-        <w:t xml:space="preserve">"No. Each learner has their own twin, and twins are isolated from one another. In a school (Org) setup, the people who can see a learner's workspace are exactly the assigned teacher/mentor and the learner — never other students. One child cannot browse, read, or stumble into another child's work."</w:t>
+        <w:t xml:space="preserve">"No. Each learner has their own twin, and twins are isolated from one another. In a school (Org) setup, the people who can see a learner's workspace are exactly the assigned teacher/mentor and the learner. No other students. One child cannot browse, read, or stumble into another child's work."</w:t>
       </w:r>
     </w:p>
     <w:bookmarkEnd w:id="28"/>
@@ -1166,7 +1166,7 @@
         <w:pStyle w:val="Compact"/>
       </w:pPr>
       <w:r>
-        <w:t xml:space="preserve">A child under 13 is onboarded by a parent or by the school acting on the parent's behalf — never self-signup.</w:t>
+        <w:t xml:space="preserve">A child under 13 is onboarded by a parent or by the school acting on the parent's behalf, not by self-signup.</w:t>
       </w:r>
     </w:p>
     <w:p>
@@ -1310,7 +1310,7 @@
         <w:t xml:space="preserve"> </w:t>
       </w:r>
       <w:r>
-        <w:t xml:space="preserve">For a signed agreement and formal FERPA audit documentation, we work with KloudStax. We do not overstate certifications we don't hold — we give you the controls and the paperwork path to satisfy your obligations."</w:t>
+        <w:t xml:space="preserve">For a signed agreement and formal FERPA audit documentation, we work with KloudStax. We do not overstate certifications we don't hold. We give you the controls and the paperwork path to satisfy your obligations."</w:t>
       </w:r>
     </w:p>
     <w:bookmarkEnd w:id="30"/>
@@ -1328,7 +1328,7 @@
         <w:pStyle w:val="BlockText"/>
       </w:pPr>
       <w:r>
-        <w:t xml:space="preserve">"For schools governed by GDPR (EU) or GDPR-aligned laws — for example Chile's Ley 21.719 (LPDP), which takes effect 1 December 2026 and adds special protections for minors' data — we partner with KloudStax. They provide Data Processing Agreements, regional data residency (EU or LATAM), right-to-erasure handling, and the audit trail your data-protection officer needs. EduAsiste's standard controls (encryption, no model training on student data, export-on-request, deletion within a billing cycle) already align with the spirit of these laws; KloudStax provides the formal, signed framework."</w:t>
+        <w:t xml:space="preserve">"For schools governed by GDPR (EU) or GDPR-aligned laws (for example, Chile's Ley 21.719 (LPDP), which takes effect 1 December 2026 and adds special protections for minors' data), we partner with KloudStax. They provide Data Processing Agreements, regional data residency (EU or LATAM), right-to-erasure handling, and the audit trail your data-protection officer needs. EduAsiste's standard controls (encryption, no model training on student data, export-on-request, deletion within a billing cycle) already align with the spirit of these laws; KloudStax provides the formal, signed framework."</w:t>
       </w:r>
     </w:p>
     <w:bookmarkEnd w:id="31"/>
@@ -1346,23 +1346,7 @@
         <w:pStyle w:val="BlockText"/>
       </w:pPr>
       <w:r>
-        <w:t xml:space="preserve">"This is the heart of EduAsiste, and it's a real differentiator:</w:t>
-      </w:r>
-      <w:r>
-        <w:t xml:space="preserve"> </w:t>
-      </w:r>
-      <w:r>
-        <w:rPr>
-          <w:bCs/>
-          <w:b/>
-        </w:rPr>
-        <w:t xml:space="preserve">full transparency, built in.</w:t>
-      </w:r>
-      <w:r>
-        <w:t xml:space="preserve"> </w:t>
-      </w:r>
-      <w:r>
-        <w:t xml:space="preserve">Every time a parent or teacher looks at a child's data, the child can see that it happened. There is no secret surveillance — trust is the product. Your child always knows who has viewed their learning, and you always know what data exists. We don't believe in watching kids from behind a one-way mirror."</w:t>
+        <w:t xml:space="preserve">"Transparency is built in. Every time a parent or teacher looks at a child's data, the child can see that it happened. There is no secret surveillance. Your child always knows who has viewed their learning, and you always know what data exists. We don't believe in watching kids from behind a one-way mirror."</w:t>
       </w:r>
     </w:p>
     <w:bookmarkEnd w:id="32"/>
@@ -1399,10 +1383,7 @@
         <w:t xml:space="preserve">Family (PRO) learner twin</w:t>
       </w:r>
       <w:r>
-        <w:t xml:space="preserve"> </w:t>
-      </w:r>
-      <w:r>
-        <w:t xml:space="preserve">— the data belongs to the family. It's portable: when you leave, you take it with you.</w:t>
+        <w:t xml:space="preserve">: the data belongs to the family. It's portable: when you leave, you take it with you.</w:t>
       </w:r>
     </w:p>
     <w:p>
@@ -1421,16 +1402,13 @@
         <w:t xml:space="preserve">School (Org) learner twin</w:t>
       </w:r>
       <w:r>
+        <w:t xml:space="preserve">: the institution is the data controller, and the data stays with the school the way student records normally do. The parent still has access and transparency rights, and the child can still see who views their work.</w:t>
+      </w:r>
+      <w:r>
         <w:t xml:space="preserve"> </w:t>
       </w:r>
       <w:r>
-        <w:t xml:space="preserve">— the institution is the data controller, and the data stays with the school the way student records normally do. The parent still has access and transparency rights, and the child can still see who views their work.</w:t>
-      </w:r>
-      <w:r>
-        <w:t xml:space="preserve"> </w:t>
-      </w:r>
-      <w:r>
-        <w:t xml:space="preserve">Whichever model applies, the access rules are visible to everyone involved — no hidden permissions."</w:t>
+        <w:t xml:space="preserve">Whichever model applies, the access rules are visible to everyone involved, with no hidden permissions."</w:t>
       </w:r>
     </w:p>
     <w:p>
@@ -1465,7 +1443,7 @@
         <w:pStyle w:val="BlockText"/>
       </w:pPr>
       <w:r>
-        <w:t xml:space="preserve">"We understand that districts, multi-school sostenedores, and institutions handling sensitive student data need formal, signed compliance frameworks. EduAsiste's standard platform gives you the technical controls — encryption, per-learner isolation, no model training, export and deletion. For the formal documentation, signed agreements, and audits, we've partnered with KloudStax. Compliance is their core expertise, not ours. They provide the controls and paperwork your school's lawyers and data-protection officer need."</w:t>
+        <w:t xml:space="preserve">"We understand that districts, multi-school sostenedores, and institutions handling sensitive student data need formal, signed compliance frameworks. EduAsiste's standard platform gives you the technical controls: encryption, per-learner isolation, no model training, export and deletion. For the formal documentation, signed agreements, and audits, we've partnered with KloudStax. Compliance is their core expertise, not ours. They provide the controls and paperwork your school's lawyers and data-protection officer need."</w:t>
       </w:r>
     </w:p>
     <w:p>
@@ -1730,7 +1708,7 @@
         <w:pStyle w:val="Compact"/>
       </w:pPr>
       <w:r>
-        <w:t xml:space="preserve">Quick turnaround — no lengthy separate procurement process</w:t>
+        <w:t xml:space="preserve">Quick turnaround, with no lengthy separate procurement process</w:t>
       </w:r>
     </w:p>
     <w:bookmarkEnd w:id="35"/>
@@ -1748,7 +1726,7 @@
         <w:pStyle w:val="BlockText"/>
       </w:pPr>
       <w:r>
-        <w:t xml:space="preserve">"We believe in doing what we do best — building the best possible learning twin for each child. Formal education-privacy compliance requires specialized expertise, dedicated resources, and ongoing certification maintenance. Rather than do that poorly ourselves, we've partnered with KloudStax, who does it excellently. You get best-in-class learning AND best-in-class, audit-ready data protection."</w:t>
+        <w:t xml:space="preserve">"We focus on building the best possible learning twin for each child. Formal education-privacy compliance is a different job. It takes specialized expertise, dedicated resources, and ongoing certification maintenance. Rather than do that poorly ourselves, we've partnered with KloudStax, who does it well. You get a strong learning twin and audit-ready data protection from a team that specializes in it."</w:t>
       </w:r>
     </w:p>
     <w:bookmarkEnd w:id="36"/>
@@ -1766,7 +1744,7 @@
         <w:pStyle w:val="BlockText"/>
       </w:pPr>
       <w:r>
-        <w:t xml:space="preserve">"Absolutely. We've set up a quick-turn proposal process with KloudStax. We can get you an addendum to your EduAsiste contract that meets any additional privacy, residency, or infrastructure needs your school or district has — no lengthy separate procurement process."</w:t>
+        <w:t xml:space="preserve">"Absolutely. We've set up a quick-turn proposal process with KloudStax. We can get you an addendum to your EduAsiste contract that meets any additional privacy, residency, or infrastructure needs your school or district has, with no lengthy separate procurement process."</w:t>
       </w:r>
     </w:p>
     <w:p>
@@ -1813,7 +1791,7 @@
         <w:pStyle w:val="Compact"/>
       </w:pPr>
       <w:r>
-        <w:t xml:space="preserve">Only the current conversation context is sent — not your child's entire learning history.</w:t>
+        <w:t xml:space="preserve">Only the current conversation context is sent, not your child's entire learning history.</w:t>
       </w:r>
     </w:p>
     <w:p>
@@ -1849,7 +1827,7 @@
         <w:pStyle w:val="Compact"/>
       </w:pPr>
       <w:r>
-        <w:t xml:space="preserve">For schools with maximum-security or residency needs, KloudStax can configure dedicated/private AI endpoints."</w:t>
+        <w:t xml:space="preserve">For schools with maximum-security or residency needs, KloudStax can configure dedicated or private AI endpoints."</w:t>
       </w:r>
     </w:p>
     <w:bookmarkEnd w:id="39"/>
@@ -1929,7 +1907,7 @@
         <w:pStyle w:val="BlockText"/>
       </w:pPr>
       <w:r>
-        <w:t xml:space="preserve">"Our standard offering provides twin-level access. A teacher/mentor sees the workspaces of the learners assigned to them and the shared space — never other students' private workspaces, and never other classes."</w:t>
+        <w:t xml:space="preserve">"Our standard offering provides twin-level access. A teacher/mentor sees the workspaces of the learners assigned to them and the shared space. They cannot see other students' private workspaces or other classes."</w:t>
       </w:r>
     </w:p>
     <w:p>
@@ -1949,7 +1927,7 @@
         <w:pStyle w:val="BlockText"/>
       </w:pPr>
       <w:r>
-        <w:t xml:space="preserve">"For granular, district-wide role-based access — where different staff see different scopes within the same system — KloudStax can implement Google IAM integration with custom permission structures."</w:t>
+        <w:t xml:space="preserve">"For granular, district-wide role-based access, where different staff see different scopes within the same system, KloudStax can implement Google IAM integration with custom permission structures."</w:t>
       </w:r>
     </w:p>
     <w:bookmarkEnd w:id="41"/>
@@ -2034,7 +2012,7 @@
         <w:pStyle w:val="FirstParagraph"/>
       </w:pPr>
       <w:r>
-        <w:t xml:space="preserve">Ask: "What are your main concerns about your child's — or your students' — data?"</w:t>
+        <w:t xml:space="preserve">Ask: "What are your main concerns about your child's data, or your students' data?"</w:t>
       </w:r>
     </w:p>
     <w:p>
@@ -2132,7 +2110,7 @@
         <w:pStyle w:val="BlockText"/>
       </w:pPr>
       <w:r>
-        <w:t xml:space="preserve">"Good news — the standard platform encrypts everything, keeps your child's data isolated from every other learner, never trains AI on it, and shows your child every time someone looks at their work. That covers what almost every family and small school needs."</w:t>
+        <w:t xml:space="preserve">"The standard platform encrypts everything, keeps your child's data isolated from every other learner, never trains AI on it, and shows your child every time someone looks at their work. That covers what almost every family and small school needs."</w:t>
       </w:r>
     </w:p>
     <w:p>
@@ -2182,7 +2160,7 @@
         <w:pStyle w:val="Compact"/>
       </w:pPr>
       <w:r>
-        <w:t xml:space="preserve">Acknowledge their requirements are valid and important — student data deserves it</w:t>
+        <w:t xml:space="preserve">Acknowledge their requirements are valid and important (student data deserves it)</w:t>
       </w:r>
     </w:p>
     <w:p>
@@ -2230,7 +2208,7 @@
         <w:pStyle w:val="Compact"/>
       </w:pPr>
       <w:r>
-        <w:t xml:space="preserve">Emphasize this gives them best-in-class for both learning AND data protection</w:t>
+        <w:t xml:space="preserve">Emphasize this covers both the learning side and the data protection side</w:t>
       </w:r>
     </w:p>
     <w:p>
@@ -2265,7 +2243,7 @@
         <w:pStyle w:val="BlockText"/>
       </w:pPr>
       <w:r>
-        <w:t xml:space="preserve">"You're not trusting us with the data infrastructure — you're trusting Google. We built EduAsiste on Google Workspace specifically because we knew parents and schools would (rightly) worry about children's data. Your child's data sits on the same infrastructure that schools and Fortune 500 companies trust with their most sensitive records. On top of that, our transparency model means nothing happens to your child's data in the dark — they see every view."</w:t>
+        <w:t xml:space="preserve">"You're not trusting us with the data infrastructure. You're trusting Google. We built EduAsiste on Google Workspace specifically because we knew parents and schools would (rightly) worry about children's data. Your child's data sits on the same infrastructure that schools and Fortune 500 companies trust with their most sensitive records. On top of that, our transparency model means nothing happens to your child's data in the dark: they see every view."</w:t>
       </w:r>
     </w:p>
     <w:bookmarkEnd w:id="48"/>
@@ -2283,7 +2261,7 @@
         <w:pStyle w:val="BlockText"/>
       </w:pPr>
       <w:r>
-        <w:t xml:space="preserve">"Good — they should be careful with student data. Here's what usually helps:</w:t>
+        <w:t xml:space="preserve">"Good. They should be careful with student data. Here's what usually helps:</w:t>
       </w:r>
     </w:p>
     <w:p>
@@ -2349,7 +2327,7 @@
         <w:pStyle w:val="BlockText"/>
       </w:pPr>
       <w:r>
-        <w:t xml:space="preserve">"True on-premise isn't something we offer directly — the platform is cloud-native. But KloudStax can configure regional data residency (EU or LATAM) and private-cloud options that may meet your requirement while you still use EduAsiste. For schools under laws like Chile's Ley 21.719, that's exactly the path. Would it help to explore that with them?"</w:t>
+        <w:t xml:space="preserve">"True on-premise isn't something we offer directly. The platform is cloud-native. But KloudStax can configure regional data residency (EU or LATAM) and private-cloud options that may meet your requirement while you still use EduAsiste. For schools under laws like Chile's Ley 21.719, that's exactly the path. Would it help to explore that with them?"</w:t>
       </w:r>
     </w:p>
     <w:bookmarkEnd w:id="50"/>
@@ -2367,7 +2345,7 @@
         <w:pStyle w:val="BlockText"/>
       </w:pPr>
       <w:r>
-        <w:t xml:space="preserve">"For most families and small schools, the standard Google Workspace security plus our transparency model is more than enough. KloudStax is really for institutions with specific regulatory mandates — districts, multi-school sostenedores, EU/LATAM data residency, formal audit requirements. If you don't have those mandates, you likely don't need KloudStax."</w:t>
+        <w:t xml:space="preserve">"For most families and small schools, the standard Google Workspace security plus our transparency model is more than enough. KloudStax is really for institutions with specific regulatory mandates: districts, multi-school sostenedores, EU/LATAM data residency, formal audit requirements. If you don't have those mandates, you likely don't need KloudStax."</w:t>
       </w:r>
     </w:p>
     <w:p>
@@ -2576,7 +2554,7 @@
               <w:jc w:val="left"/>
             </w:pPr>
             <w:r>
-              <w:t xml:space="preserve">No — isolated per learner</w:t>
+              <w:t xml:space="preserve">No, isolated per learner</w:t>
             </w:r>
           </w:p>
         </w:tc>
@@ -2588,7 +2566,7 @@
               <w:jc w:val="left"/>
             </w:pPr>
             <w:r>
-              <w:t xml:space="preserve">No — isolated per learner</w:t>
+              <w:t xml:space="preserve">No, isolated per learner</w:t>
             </w:r>
           </w:p>
         </w:tc>
@@ -2728,7 +2706,7 @@
               <w:jc w:val="left"/>
             </w:pPr>
             <w:r>
-              <w:t xml:space="preserve">Assigned teacher + parent — child sees every view</w:t>
+              <w:t xml:space="preserve">Assigned teacher and parent; child sees every view</w:t>
             </w:r>
           </w:p>
         </w:tc>
@@ -2740,7 +2718,7 @@
               <w:jc w:val="left"/>
             </w:pPr>
             <w:r>
-              <w:t xml:space="preserve">Same + district IAM scoping (KloudStax)</w:t>
+              <w:t xml:space="preserve">Same plus district IAM scoping (KloudStax)</w:t>
             </w:r>
           </w:p>
         </w:tc>

--- a/sales-templates/en/eduasiste-security-faq.docx
+++ b/sales-templates/en/eduasiste-security-faq.docx
@@ -100,23 +100,7 @@
         <w:pStyle w:val="FirstParagraph"/>
       </w:pPr>
       <w:r>
-        <w:t xml:space="preserve">Answers to the security and privacy questions that parents, schools, and tutors ask before trusting EduAsiste with student data. EduAsiste runs on the same</w:t>
-      </w:r>
-      <w:r>
-        <w:t xml:space="preserve"> </w:t>
-      </w:r>
-      <w:r>
-        <w:rPr>
-          <w:bCs/>
-          <w:b/>
-        </w:rPr>
-        <w:t xml:space="preserve">Knowledge</w:t>
-      </w:r>
-      <w:r>
-        <w:t xml:space="preserve"> </w:t>
-      </w:r>
-      <w:r>
-        <w:t xml:space="preserve">platform as ProAsiste. The difference here is the audience: your child's data, and the rules that protect children's records.</w:t>
+        <w:t xml:space="preserve">Answers to the security and privacy questions that parents, schools, and tutors ask before trusting EduAsiste with student data. The focus here is your child's data, and the rules that protect children's records.</w:t>
       </w:r>
     </w:p>
     <w:p>
@@ -394,7 +378,7 @@
               <w:jc w:val="left"/>
             </w:pPr>
             <w:r>
-              <w:t xml:space="preserve">Solution</w:t>
+              <w:t xml:space="preserve">How EduAsiste Handles It</w:t>
             </w:r>
           </w:p>
         </w:tc>
@@ -406,7 +390,7 @@
               <w:jc w:val="left"/>
             </w:pPr>
             <w:r>
-              <w:t xml:space="preserve">Provider</w:t>
+              <w:t xml:space="preserve">Status</w:t>
             </w:r>
           </w:p>
         </w:tc>
@@ -432,7 +416,7 @@
               <w:jc w:val="left"/>
             </w:pPr>
             <w:r>
-              <w:t xml:space="preserve">How-we-help framework + data isolation/encryption</w:t>
+              <w:t xml:space="preserve">Per-learner data isolation, encryption, export/deletion on request</w:t>
             </w:r>
           </w:p>
         </w:tc>
@@ -444,7 +428,7 @@
               <w:jc w:val="left"/>
             </w:pPr>
             <w:r>
-              <w:t xml:space="preserve">EduAsiste standard; formal documentation via KloudStax</w:t>
+              <w:t xml:space="preserve">Technical controls today; formal documentation in progress (in-house)</w:t>
             </w:r>
           </w:p>
         </w:tc>
@@ -470,7 +454,7 @@
               <w:jc w:val="left"/>
             </w:pPr>
             <w:r>
-              <w:t xml:space="preserve">Parental-consent posture + no model training on student data</w:t>
+              <w:t xml:space="preserve">Parental/school consent posture, no profiling, no model training on student data</w:t>
             </w:r>
           </w:p>
         </w:tc>
@@ -482,7 +466,7 @@
               <w:jc w:val="left"/>
             </w:pPr>
             <w:r>
-              <w:t xml:space="preserve">EduAsiste standard; formal documentation via KloudStax</w:t>
+              <w:t xml:space="preserve">Technical controls today; formal documentation in progress (in-house)</w:t>
             </w:r>
           </w:p>
         </w:tc>
@@ -508,7 +492,7 @@
               <w:jc w:val="left"/>
             </w:pPr>
             <w:r>
-              <w:t xml:space="preserve">KloudStax partnership</w:t>
+              <w:t xml:space="preserve">Encryption, no model training, export-on-request; regional residency on request</w:t>
             </w:r>
           </w:p>
         </w:tc>
@@ -520,7 +504,7 @@
               <w:jc w:val="left"/>
             </w:pPr>
             <w:r>
-              <w:t xml:space="preserve">KloudStax (separate contract)</w:t>
+              <w:t xml:space="preserve">In progress (in-house)</w:t>
             </w:r>
           </w:p>
         </w:tc>
@@ -546,7 +530,7 @@
               <w:jc w:val="left"/>
             </w:pPr>
             <w:r>
-              <w:t xml:space="preserve">KloudStax partnership</w:t>
+              <w:t xml:space="preserve">Control framework and audit evidence</w:t>
             </w:r>
           </w:p>
         </w:tc>
@@ -558,7 +542,7 @@
               <w:jc w:val="left"/>
             </w:pPr>
             <w:r>
-              <w:t xml:space="preserve">KloudStax (separate contract)</w:t>
+              <w:t xml:space="preserve">In progress (in-house)</w:t>
             </w:r>
           </w:p>
         </w:tc>
@@ -584,7 +568,7 @@
               <w:jc w:val="left"/>
             </w:pPr>
             <w:r>
-              <w:t xml:space="preserve">KloudStax partnership</w:t>
+              <w:t xml:space="preserve">Per-workspace access today; district IAM scoping</w:t>
             </w:r>
           </w:p>
         </w:tc>
@@ -596,7 +580,7 @@
               <w:jc w:val="left"/>
             </w:pPr>
             <w:r>
-              <w:t xml:space="preserve">KloudStax (separate contract)</w:t>
+              <w:t xml:space="preserve">In progress (in-house)</w:t>
             </w:r>
           </w:p>
         </w:tc>
@@ -617,7 +601,7 @@
         <w:t xml:space="preserve"> </w:t>
       </w:r>
       <w:r>
-        <w:t xml:space="preserve">"Standard security" already encrypts everything, keeps your child's data separate from every other learner's, and never feeds it to AI training. The KloudStax column is for schools and districts that need a signed contract and formal audit paperwork to satisfy their lawyers. A single family normally does not need it.</w:t>
+        <w:t xml:space="preserve">"Standard security" already encrypts everything, keeps your child's data separate from every other learner's, and never feeds it to AI training. The formal audit paperwork and signed agreements that a district's lawyers ask for are being built in-house and are in progress. That's not something a single family normally needs.</w:t>
       </w:r>
     </w:p>
     <w:p>
@@ -628,22 +612,13 @@
       </w:r>
     </w:p>
     <w:bookmarkEnd w:id="20"/>
-    <w:bookmarkStart w:id="26" w:name="standard-security-included-by-tier"/>
+    <w:bookmarkStart w:id="24" w:name="standard-security-included"/>
     <w:p>
       <w:pPr>
         <w:pStyle w:val="Heading2"/>
       </w:pPr>
       <w:r>
-        <w:t xml:space="preserve">Standard Security (Included by Tier)</w:t>
-      </w:r>
-    </w:p>
-    <w:bookmarkStart w:id="21" w:name="X54b5ba5d1bde81f28be9740871a0116e7a1f0fc"/>
-    <w:p>
-      <w:pPr>
-        <w:pStyle w:val="Heading3"/>
-      </w:pPr>
-      <w:r>
-        <w:t xml:space="preserve">SILVER &amp; GOLD Tiers: Google Workspace Security</w:t>
+        <w:t xml:space="preserve">Standard Security (Included)</w:t>
       </w:r>
     </w:p>
     <w:p>
@@ -651,7 +626,7 @@
         <w:pStyle w:val="BlockText"/>
       </w:pPr>
       <w:r>
-        <w:t xml:space="preserve">"SILVER and GOLD tiers store learning data on Google Workspace, the same enterprise-grade infrastructure that protects millions of students and teachers worldwide through Google for Education, Gmail, Google Drive, and Google Docs."</w:t>
+        <w:t xml:space="preserve">"Learning data is stored on Google's enterprise-grade infrastructure, the same platform that protects millions of students and teachers worldwide through Google for Education, Gmail, Google Drive, and Google Docs. Larger school and multi-school deployments run on Google Cloud for added scale and monitoring."</w:t>
       </w:r>
     </w:p>
     <w:p>
@@ -717,7 +692,7 @@
           <w:bCs/>
           <w:b/>
         </w:rPr>
-        <w:t xml:space="preserve">Google Workspace infrastructure</w:t>
+        <w:t xml:space="preserve">Google infrastructure</w:t>
       </w:r>
       <w:r>
         <w:t xml:space="preserve">: the proven platform schools already trust</w:t>
@@ -739,7 +714,7 @@
         <w:t xml:space="preserve">Data isolation per learner</w:t>
       </w:r>
       <w:r>
-        <w:t xml:space="preserve">: each child's twin is separate from every other learner's twin</w:t>
+        <w:t xml:space="preserve">: each child's workspace is separate from every other learner's</w:t>
       </w:r>
     </w:p>
     <w:p>
@@ -785,11 +760,131 @@
         <w:pStyle w:val="FirstParagraph"/>
       </w:pPr>
       <w:r>
-        <w:rPr>
-          <w:bCs/>
-          <w:b/>
-        </w:rPr>
-        <w:t xml:space="preserve">Best For:</w:t>
+        <w:t xml:space="preserve">For larger deployments (departments, whole schools, multi-school networks), EduAsiste runs on Google Cloud Platform, adding cloud-native monitoring, VPC and private-connectivity options, and dedicated, isolated compute and storage.</w:t>
+      </w:r>
+    </w:p>
+    <w:bookmarkStart w:id="21" w:name="where-is-our-childs-data-stored"/>
+    <w:p>
+      <w:pPr>
+        <w:pStyle w:val="Heading3"/>
+      </w:pPr>
+      <w:r>
+        <w:t xml:space="preserve">"Where is our child's data stored?"</w:t>
+      </w:r>
+    </w:p>
+    <w:p>
+      <w:pPr>
+        <w:pStyle w:val="BlockText"/>
+      </w:pPr>
+      <w:r>
+        <w:t xml:space="preserve">"Learning data is stored on Google's infrastructure through Google Workspace, or Google Cloud for larger deployments. Google operates data centers worldwide with industry-leading physical and digital security, and your child's data never leaves that secure environment. For schools that must keep data in a specific country or region (EU, or LATAM under laws like Chile's Ley 21.719), regional data residency is available on request."</w:t>
+      </w:r>
+    </w:p>
+    <w:bookmarkEnd w:id="21"/>
+    <w:bookmarkStart w:id="22" w:name="can-eduasiste-staff-read-my-childs-work"/>
+    <w:p>
+      <w:pPr>
+        <w:pStyle w:val="Heading3"/>
+      </w:pPr>
+      <w:r>
+        <w:t xml:space="preserve">"Can EduAsiste staff read my child's work?"</w:t>
+      </w:r>
+    </w:p>
+    <w:p>
+      <w:pPr>
+        <w:pStyle w:val="BlockText"/>
+      </w:pPr>
+      <w:r>
+        <w:t xml:space="preserve">"We access learning data only when a parent, school, or tutor asks us for technical support. We do not routinely read, review, or analyze your child's work. It is never used to train AI models and never shared with other families, students, or schools."</w:t>
+      </w:r>
+    </w:p>
+    <w:bookmarkEnd w:id="22"/>
+    <w:bookmarkStart w:id="23" w:name="what-happens-if-we-cancel"/>
+    <w:p>
+      <w:pPr>
+        <w:pStyle w:val="Heading3"/>
+      </w:pPr>
+      <w:r>
+        <w:t xml:space="preserve">"What happens if we cancel?"</w:t>
+      </w:r>
+    </w:p>
+    <w:p>
+      <w:pPr>
+        <w:pStyle w:val="BlockText"/>
+      </w:pPr>
+      <w:r>
+        <w:t xml:space="preserve">"You own your data. You can export everything at any time in standard formats (JSON, Markdown, CSV). When you cancel, we delete the data from our systems within 30 days, and you keep any exports you've made. For family-owned accounts, the data belongs to the family and is portable: it goes with you."</w:t>
+      </w:r>
+    </w:p>
+    <w:p>
+      <w:r>
+        <w:pict>
+          <v:rect style="width:0;height:1.5pt" o:hralign="center" o:hrstd="t" o:hr="t"/>
+        </w:pict>
+      </w:r>
+    </w:p>
+    <w:bookmarkEnd w:id="23"/>
+    <w:bookmarkEnd w:id="24"/>
+    <w:bookmarkStart w:id="32" w:name="education-privacy--compliance"/>
+    <w:p>
+      <w:pPr>
+        <w:pStyle w:val="Heading2"/>
+      </w:pPr>
+      <w:r>
+        <w:t xml:space="preserve">Education Privacy &amp; Compliance</w:t>
+      </w:r>
+    </w:p>
+    <w:bookmarkStart w:id="25" w:name="Xe69f26c346f7d7a4b9427911ba466b72807b71b"/>
+    <w:p>
+      <w:pPr>
+        <w:pStyle w:val="Heading3"/>
+      </w:pPr>
+      <w:r>
+        <w:t xml:space="preserve">"Is my child's data used to train AI models?"</w:t>
+      </w:r>
+    </w:p>
+    <w:p>
+      <w:pPr>
+        <w:pStyle w:val="BlockText"/>
+      </w:pPr>
+      <w:r>
+        <w:t xml:space="preserve">"No. Your child's learning data is never used to train public AI models. Eduardo learns from THEIR work to help THEM. That knowledge stays inside their own private workspace, isolated from every other learner, and is never shared externally. Data isolation per learner is the foundation of how the platform is built."</w:t>
+      </w:r>
+    </w:p>
+    <w:bookmarkEnd w:id="25"/>
+    <w:bookmarkStart w:id="26" w:name="can-other-students-see-my-childs-work"/>
+    <w:p>
+      <w:pPr>
+        <w:pStyle w:val="Heading3"/>
+      </w:pPr>
+      <w:r>
+        <w:t xml:space="preserve">"Can other students see my child's work?"</w:t>
+      </w:r>
+    </w:p>
+    <w:p>
+      <w:pPr>
+        <w:pStyle w:val="BlockText"/>
+      </w:pPr>
+      <w:r>
+        <w:t xml:space="preserve">"No. Each learner has their own private workspace, isolated from one another. In a school (Org) setup, the people who can see a learner's workspace are exactly the assigned teacher/mentor and the learner. No other students. One child cannot browse, read, or stumble into another child's work."</w:t>
+      </w:r>
+    </w:p>
+    <w:bookmarkEnd w:id="26"/>
+    <w:bookmarkStart w:id="27" w:name="what-about-coppa--children-under-13"/>
+    <w:p>
+      <w:pPr>
+        <w:pStyle w:val="Heading3"/>
+      </w:pPr>
+      <w:r>
+        <w:t xml:space="preserve">"What about COPPA / children under 13?"</w:t>
+      </w:r>
+    </w:p>
+    <w:p>
+      <w:pPr>
+        <w:pStyle w:val="BlockText"/>
+      </w:pPr>
+      <w:r>
+        <w:t xml:space="preserve">"COPPA governs the online collection of personal information from US children under 13, and it requires verifiable parental (or, in the school context, school) consent. EduAsiste's posture:</w:t>
       </w:r>
     </w:p>
     <w:p>
@@ -801,7 +896,7 @@
         <w:pStyle w:val="Compact"/>
       </w:pPr>
       <w:r>
-        <w:t xml:space="preserve">Individual families and homeschoolers</w:t>
+        <w:t xml:space="preserve">A child under 13 is onboarded by a parent or by the school acting on the parent's behalf, not by self-signup.</w:t>
       </w:r>
     </w:p>
     <w:p>
@@ -813,7 +908,7 @@
         <w:pStyle w:val="Compact"/>
       </w:pPr>
       <w:r>
-        <w:t xml:space="preserve">Tutors working with a handful of students</w:t>
+        <w:t xml:space="preserve">We collect only what the learning experience needs; there is no advertising and no behavioral profiling of children.</w:t>
       </w:r>
     </w:p>
     <w:p>
@@ -825,7 +920,7 @@
         <w:pStyle w:val="Compact"/>
       </w:pPr>
       <w:r>
-        <w:t xml:space="preserve">Small schools without a formal data-protection officer</w:t>
+        <w:t xml:space="preserve">A child's data is never sold, never used for ad targeting, and never used to train AI models.</w:t>
       </w:r>
     </w:p>
     <w:p>
@@ -837,44 +932,25 @@
         <w:pStyle w:val="Compact"/>
       </w:pPr>
       <w:r>
-        <w:t xml:space="preserve">Families and schools already using Google for Education</w:t>
+        <w:t xml:space="preserve">The parent is the account owner and can always see what data exists and what their child is doing. Formal COPPA documentation and signed agreements are being built in-house and are in progress."</w:t>
+      </w:r>
+    </w:p>
+    <w:bookmarkEnd w:id="27"/>
+    <w:bookmarkStart w:id="28" w:name="are-you-ferpa-compliant"/>
+    <w:p>
+      <w:pPr>
+        <w:pStyle w:val="Heading3"/>
+      </w:pPr>
+      <w:r>
+        <w:t xml:space="preserve">"Are you FERPA compliant?"</w:t>
       </w:r>
     </w:p>
     <w:p>
-      <w:r>
-        <w:pict>
-          <v:rect style="width:0;height:1.5pt" o:hralign="center" o:hrstd="t" o:hr="t"/>
-        </w:pict>
-      </w:r>
-    </w:p>
-    <w:bookmarkEnd w:id="21"/>
-    <w:bookmarkStart w:id="22" w:name="X57df7a86d62edba931b30b2b86216cec6910fc5"/>
-    <w:p>
-      <w:pPr>
-        <w:pStyle w:val="Heading3"/>
-      </w:pPr>
-      <w:r>
-        <w:t xml:space="preserve">PLATINUM &amp; DIAMOND Tiers: Google Cloud Security</w:t>
-      </w:r>
-    </w:p>
-    <w:p>
       <w:pPr>
         <w:pStyle w:val="BlockText"/>
       </w:pPr>
       <w:r>
-        <w:t xml:space="preserve">"PLATINUM and DIAMOND tiers run on Google Cloud Platform for enhanced security and scale. This is the right fit for a department, a whole school, or a multi-school sostenedor handling many students' records."</w:t>
-      </w:r>
-    </w:p>
-    <w:p>
-      <w:pPr>
-        <w:pStyle w:val="FirstParagraph"/>
-      </w:pPr>
-      <w:r>
-        <w:rPr>
-          <w:bCs/>
-          <w:b/>
-        </w:rPr>
-        <w:t xml:space="preserve">What's Included (in addition to standard):</w:t>
+        <w:t xml:space="preserve">"FERPA governs US student education records and gives parents (and eligible students) rights over those records. EduAsiste is built to help a school meet its FERPA obligations rather than to replace them:</w:t>
       </w:r>
     </w:p>
     <w:p>
@@ -890,10 +966,13 @@
           <w:bCs/>
           <w:b/>
         </w:rPr>
-        <w:t xml:space="preserve">Google Cloud Platform infrastructure</w:t>
-      </w:r>
-      <w:r>
-        <w:t xml:space="preserve">: enterprise-grade cloud</w:t>
+        <w:t xml:space="preserve">Data isolation</w:t>
+      </w:r>
+      <w:r>
+        <w:t xml:space="preserve"> </w:t>
+      </w:r>
+      <w:r>
+        <w:t xml:space="preserve">keeps each student's records separate.</w:t>
       </w:r>
     </w:p>
     <w:p>
@@ -909,10 +988,13 @@
           <w:bCs/>
           <w:b/>
         </w:rPr>
-        <w:t xml:space="preserve">Enhanced monitoring</w:t>
-      </w:r>
-      <w:r>
-        <w:t xml:space="preserve">: cloud-native security monitoring</w:t>
+        <w:t xml:space="preserve">Encryption</w:t>
+      </w:r>
+      <w:r>
+        <w:t xml:space="preserve"> </w:t>
+      </w:r>
+      <w:r>
+        <w:t xml:space="preserve">(TLS 1.3 in transit, AES-256 at rest) protects records in motion and at rest.</w:t>
       </w:r>
     </w:p>
     <w:p>
@@ -928,10 +1010,13 @@
           <w:bCs/>
           <w:b/>
         </w:rPr>
-        <w:t xml:space="preserve">Scalability</w:t>
-      </w:r>
-      <w:r>
-        <w:t xml:space="preserve">: handles whole-school and multi-school cohorts</w:t>
+        <w:t xml:space="preserve">Export and deletion on request</w:t>
+      </w:r>
+      <w:r>
+        <w:t xml:space="preserve"> </w:t>
+      </w:r>
+      <w:r>
+        <w:t xml:space="preserve">support a parent's right to access and a school's right to control records.</w:t>
       </w:r>
     </w:p>
     <w:p>
@@ -943,45 +1028,61 @@
         <w:pStyle w:val="Compact"/>
       </w:pPr>
       <w:r>
-        <w:rPr>
-          <w:bCs/>
-          <w:b/>
-        </w:rPr>
-        <w:t xml:space="preserve">Advanced networking</w:t>
-      </w:r>
-      <w:r>
-        <w:t xml:space="preserve">: VPC, private connectivity options</w:t>
+        <w:t xml:space="preserve">In a school (Org) deployment, the school is the data controller and EduAsiste acts as a service provider under the school's direction. Formal FERPA audit documentation and a signed agreement are being built in-house and are in progress. We do not overstate certifications we don't hold. We give you the controls today and the paperwork path as it's finalized."</w:t>
+      </w:r>
+    </w:p>
+    <w:bookmarkEnd w:id="28"/>
+    <w:bookmarkStart w:id="29" w:name="X4b17360a397d1d49c6b73d1fd47ae400a7dfd89"/>
+    <w:p>
+      <w:pPr>
+        <w:pStyle w:val="Heading3"/>
+      </w:pPr>
+      <w:r>
+        <w:t xml:space="preserve">"What about GDPR or data residency (EU / LATAM schools)?"</w:t>
       </w:r>
     </w:p>
     <w:p>
       <w:pPr>
-        <w:numPr>
-          <w:ilvl w:val="0"/>
-          <w:numId w:val="1003"/>
-        </w:numPr>
-        <w:pStyle w:val="Compact"/>
-      </w:pPr>
-      <w:r>
-        <w:rPr>
-          <w:bCs/>
-          <w:b/>
-        </w:rPr>
-        <w:t xml:space="preserve">Dedicated resources</w:t>
-      </w:r>
-      <w:r>
-        <w:t xml:space="preserve">: isolated compute and storage</w:t>
+        <w:pStyle w:val="BlockText"/>
+      </w:pPr>
+      <w:r>
+        <w:t xml:space="preserve">"For schools governed by GDPR (EU) or GDPR-aligned laws (for example, Chile's Ley 21.719 (LPDP), which takes effect 1 December 2026 and adds special protections for minors' data), the formal frameworks (Data Processing Agreements, regional data residency in the EU or LATAM, right-to-erasure handling, and the audit trail your data-protection officer needs) are being built in-house and are in progress. EduAsiste's standard controls (encryption, no model training on student data, export-on-request, deletion within a billing cycle) already align with the spirit of these laws."</w:t>
+      </w:r>
+    </w:p>
+    <w:bookmarkEnd w:id="29"/>
+    <w:bookmarkStart w:id="30" w:name="who-can-see-what-my-child-does"/>
+    <w:p>
+      <w:pPr>
+        <w:pStyle w:val="Heading3"/>
+      </w:pPr>
+      <w:r>
+        <w:t xml:space="preserve">"Who can see what my child does?"</w:t>
       </w:r>
     </w:p>
     <w:p>
       <w:pPr>
-        <w:pStyle w:val="FirstParagraph"/>
-      </w:pPr>
-      <w:r>
-        <w:rPr>
-          <w:bCs/>
-          <w:b/>
-        </w:rPr>
-        <w:t xml:space="preserve">Best For:</w:t>
+        <w:pStyle w:val="BlockText"/>
+      </w:pPr>
+      <w:r>
+        <w:t xml:space="preserve">"You do. As the account owner, a parent (or the assigned teacher in a school) can read every conversation and see every attempt your child makes. A learner's workspace is private to them and to the people explicitly linked to it, the assigned teacher/mentor and the parent. No other students, and nothing about your child's activity is hidden from you."</w:t>
+      </w:r>
+    </w:p>
+    <w:bookmarkEnd w:id="30"/>
+    <w:bookmarkStart w:id="31" w:name="X0474b69f329a69e2404cf3c28cf4965cd9bae6e"/>
+    <w:p>
+      <w:pPr>
+        <w:pStyle w:val="Heading3"/>
+      </w:pPr>
+      <w:r>
+        <w:t xml:space="preserve">"Does the school own the data, or does the parent?"</w:t>
+      </w:r>
+    </w:p>
+    <w:p>
+      <w:pPr>
+        <w:pStyle w:val="BlockText"/>
+      </w:pPr>
+      <w:r>
+        <w:t xml:space="preserve">"It depends on how the account is set up, and we keep this explicit so there's no confusion:</w:t>
       </w:r>
     </w:p>
     <w:p>
@@ -993,7 +1094,14 @@
         <w:pStyle w:val="Compact"/>
       </w:pPr>
       <w:r>
-        <w:t xml:space="preserve">Departments and whole schools</w:t>
+        <w:rPr>
+          <w:bCs/>
+          <w:b/>
+        </w:rPr>
+        <w:t xml:space="preserve">Family account</w:t>
+      </w:r>
+      <w:r>
+        <w:t xml:space="preserve">: the data belongs to the family. It's portable, so when you leave, you take it with you.</w:t>
       </w:r>
     </w:p>
     <w:p>
@@ -1005,85 +1113,14 @@
         <w:pStyle w:val="Compact"/>
       </w:pPr>
       <w:r>
-        <w:t xml:space="preserve">Tutoring centers and learning networks with many students</w:t>
-      </w:r>
-    </w:p>
-    <w:p>
-      <w:pPr>
-        <w:numPr>
-          <w:ilvl w:val="0"/>
-          <w:numId w:val="1004"/>
-        </w:numPr>
-        <w:pStyle w:val="Compact"/>
-      </w:pPr>
-      <w:r>
-        <w:t xml:space="preserve">Institutions with heavier reporting and data-processing needs</w:t>
-      </w:r>
-    </w:p>
-    <w:p>
-      <w:pPr>
-        <w:numPr>
-          <w:ilvl w:val="0"/>
-          <w:numId w:val="1004"/>
-        </w:numPr>
-        <w:pStyle w:val="Compact"/>
-      </w:pPr>
-      <w:r>
-        <w:t xml:space="preserve">Schools planning to scale across grades or campuses</w:t>
-      </w:r>
-    </w:p>
-    <w:bookmarkEnd w:id="22"/>
-    <w:bookmarkStart w:id="23" w:name="where-is-our-childs-data-stored"/>
-    <w:p>
-      <w:pPr>
-        <w:pStyle w:val="Heading3"/>
-      </w:pPr>
-      <w:r>
-        <w:t xml:space="preserve">"Where is our child's data stored?"</w:t>
-      </w:r>
-    </w:p>
-    <w:p>
-      <w:pPr>
-        <w:pStyle w:val="BlockText"/>
-      </w:pPr>
-      <w:r>
-        <w:t xml:space="preserve">"Learning data is stored on Google's infrastructure through Google Workspace (or Google Cloud on higher tiers). Google operates data centers worldwide with industry-leading physical and digital security, and your child's data never leaves that secure environment. For schools that must keep data in a specific country or region (EU, or LATAM under laws like Chile's Ley 21.719), KloudStax can configure regional data residency."</w:t>
-      </w:r>
-    </w:p>
-    <w:bookmarkEnd w:id="23"/>
-    <w:bookmarkStart w:id="24" w:name="can-eduasiste-staff-read-my-childs-work"/>
-    <w:p>
-      <w:pPr>
-        <w:pStyle w:val="Heading3"/>
-      </w:pPr>
-      <w:r>
-        <w:t xml:space="preserve">"Can EduAsiste staff read my child's work?"</w:t>
-      </w:r>
-    </w:p>
-    <w:p>
-      <w:pPr>
-        <w:pStyle w:val="BlockText"/>
-      </w:pPr>
-      <w:r>
-        <w:t xml:space="preserve">"We access learning data only when a parent, school, or tutor asks us for technical support. We do not routinely read, review, or analyze your child's work. It is never used to train AI models and never shared with other families, students, or schools."</w:t>
-      </w:r>
-    </w:p>
-    <w:bookmarkEnd w:id="24"/>
-    <w:bookmarkStart w:id="25" w:name="what-happens-if-we-cancel"/>
-    <w:p>
-      <w:pPr>
-        <w:pStyle w:val="Heading3"/>
-      </w:pPr>
-      <w:r>
-        <w:t xml:space="preserve">"What happens if we cancel?"</w:t>
-      </w:r>
-    </w:p>
-    <w:p>
-      <w:pPr>
-        <w:pStyle w:val="BlockText"/>
-      </w:pPr>
-      <w:r>
-        <w:t xml:space="preserve">"You own your data. You can export everything at any time in standard formats (JSON, Markdown, CSV). When you cancel, we delete the data from our systems within 30 days, and you keep any exports you've made. For PRO (family-owned) learner twins, the data belongs to the family and is portable: it goes with you."</w:t>
+        <w:rPr>
+          <w:bCs/>
+          <w:b/>
+        </w:rPr>
+        <w:t xml:space="preserve">School (Org) account</w:t>
+      </w:r>
+      <w:r>
+        <w:t xml:space="preserve">: the institution is the data controller, and the data stays with the school the way student records normally do. The parent still has access and transparency rights. Whichever model applies, the access rules are explicit, with no hidden permissions."</w:t>
       </w:r>
     </w:p>
     <w:p>
@@ -1093,24 +1130,24 @@
         </w:pict>
       </w:r>
     </w:p>
-    <w:bookmarkEnd w:id="25"/>
-    <w:bookmarkEnd w:id="26"/>
-    <w:bookmarkStart w:id="34" w:name="education-privacy--compliance"/>
+    <w:bookmarkEnd w:id="31"/>
+    <w:bookmarkEnd w:id="32"/>
+    <w:bookmarkStart w:id="35" w:name="enterprise--formal-compliance"/>
     <w:p>
       <w:pPr>
         <w:pStyle w:val="Heading2"/>
       </w:pPr>
       <w:r>
-        <w:t xml:space="preserve">Education Privacy &amp; Compliance</w:t>
+        <w:t xml:space="preserve">Enterprise &amp; Formal Compliance</w:t>
       </w:r>
     </w:p>
-    <w:bookmarkStart w:id="27" w:name="Xe69f26c346f7d7a4b9427911ba466b72807b71b"/>
+    <w:bookmarkStart w:id="33" w:name="X7e33d3bbad5a1ba67fd52f7a3dd555ff3a77e87"/>
     <w:p>
       <w:pPr>
         <w:pStyle w:val="Heading3"/>
       </w:pPr>
       <w:r>
-        <w:t xml:space="preserve">"Is my child's data used to train AI models?"</w:t>
+        <w:t xml:space="preserve">"We need a signed FERPA/COPPA agreement, or GDPR/HIPAA/SOC 2 documentation"</w:t>
       </w:r>
     </w:p>
     <w:p>
@@ -1118,43 +1155,19 @@
         <w:pStyle w:val="BlockText"/>
       </w:pPr>
       <w:r>
-        <w:t xml:space="preserve">"No. Your child's learning data is never used to train public AI models. Their EduAsiste twin learns from THEIR work to help THEM. That knowledge stays inside their own twin, isolated from every other learner, and is never shared externally. Data isolation per learner is the foundation of how the platform is built."</w:t>
-      </w:r>
-    </w:p>
-    <w:bookmarkEnd w:id="27"/>
-    <w:bookmarkStart w:id="28" w:name="can-other-students-see-my-childs-work"/>
-    <w:p>
-      <w:pPr>
-        <w:pStyle w:val="Heading3"/>
-      </w:pPr>
-      <w:r>
-        <w:t xml:space="preserve">"Can other students see my child's work?"</w:t>
+        <w:t xml:space="preserve">"We understand that districts, multi-school networks, and institutions handling sensitive student data need formal, signed compliance frameworks. EduAsiste's platform gives you the technical controls today: encryption, per-learner isolation, no model training, export and deletion. The formal documentation, signed agreements, and audits are being built in-house and are currently in progress. Tell us your specific requirement and we'll share where it stands and the timeline for your school or district."</w:t>
       </w:r>
     </w:p>
     <w:p>
       <w:pPr>
-        <w:pStyle w:val="BlockText"/>
-      </w:pPr>
-      <w:r>
-        <w:t xml:space="preserve">"No. Each learner has their own twin, and twins are isolated from one another. In a school (Org) setup, the people who can see a learner's workspace are exactly the assigned teacher/mentor and the learner. No other students. One child cannot browse, read, or stumble into another child's work."</w:t>
-      </w:r>
-    </w:p>
-    <w:bookmarkEnd w:id="28"/>
-    <w:bookmarkStart w:id="29" w:name="what-about-coppa--children-under-13"/>
-    <w:p>
-      <w:pPr>
-        <w:pStyle w:val="Heading3"/>
-      </w:pPr>
-      <w:r>
-        <w:t xml:space="preserve">"What about COPPA / children under 13?"</w:t>
-      </w:r>
-    </w:p>
-    <w:p>
-      <w:pPr>
-        <w:pStyle w:val="BlockText"/>
-      </w:pPr>
-      <w:r>
-        <w:t xml:space="preserve">"COPPA governs the online collection of personal information from US children under 13, and it requires verifiable parental (or, in the school context, school) consent. EduAsiste's posture:</w:t>
+        <w:pStyle w:val="FirstParagraph"/>
+      </w:pPr>
+      <w:r>
+        <w:rPr>
+          <w:bCs/>
+          <w:b/>
+        </w:rPr>
+        <w:t xml:space="preserve">Formal compliance, in progress (in-house):</w:t>
       </w:r>
     </w:p>
     <w:p>
@@ -1166,7 +1179,14 @@
         <w:pStyle w:val="Compact"/>
       </w:pPr>
       <w:r>
-        <w:t xml:space="preserve">A child under 13 is onboarded by a parent or by the school acting on the parent's behalf, not by self-signup.</w:t>
+        <w:rPr>
+          <w:bCs/>
+          <w:b/>
+        </w:rPr>
+        <w:t xml:space="preserve">FERPA / COPPA documentation</w:t>
+      </w:r>
+      <w:r>
+        <w:t xml:space="preserve">: signed agreements, student-data-privacy controls, audit evidence</w:t>
       </w:r>
     </w:p>
     <w:p>
@@ -1178,7 +1198,14 @@
         <w:pStyle w:val="Compact"/>
       </w:pPr>
       <w:r>
-        <w:t xml:space="preserve">We collect only what the learning experience needs; there is no advertising and no behavioral profiling of children.</w:t>
+        <w:rPr>
+          <w:bCs/>
+          <w:b/>
+        </w:rPr>
+        <w:t xml:space="preserve">GDPR</w:t>
+      </w:r>
+      <w:r>
+        <w:t xml:space="preserve">: Data Processing Agreements, EU/LATAM data residency, right to erasure, minors-data controls (incl. Ley 21.719 alignment)</w:t>
       </w:r>
     </w:p>
     <w:p>
@@ -1190,7 +1217,14 @@
         <w:pStyle w:val="Compact"/>
       </w:pPr>
       <w:r>
-        <w:t xml:space="preserve">A child's data is never sold, never used for ad targeting, and never used to train AI models.</w:t>
+        <w:rPr>
+          <w:bCs/>
+          <w:b/>
+        </w:rPr>
+        <w:t xml:space="preserve">HIPAA</w:t>
+      </w:r>
+      <w:r>
+        <w:t xml:space="preserve">: BAA agreements and audit controls (for orgs that also handle health data, e.g. school health programs)</w:t>
       </w:r>
     </w:p>
     <w:p>
@@ -1202,31 +1236,124 @@
         <w:pStyle w:val="Compact"/>
       </w:pPr>
       <w:r>
-        <w:t xml:space="preserve">The transparency model (below) means a child and their parent can always see what data exists and who has looked at it.</w:t>
-      </w:r>
-      <w:r>
-        <w:t xml:space="preserve"> </w:t>
-      </w:r>
-      <w:r>
-        <w:t xml:space="preserve">For schools that need formal COPPA documentation and a signed agreement, KloudStax provides it."</w:t>
-      </w:r>
-    </w:p>
-    <w:bookmarkEnd w:id="29"/>
-    <w:bookmarkStart w:id="30" w:name="are-you-ferpa-compliant"/>
-    <w:p>
-      <w:pPr>
-        <w:pStyle w:val="Heading3"/>
-      </w:pPr>
-      <w:r>
-        <w:t xml:space="preserve">"Are you FERPA compliant?"</w:t>
+        <w:rPr>
+          <w:bCs/>
+          <w:b/>
+        </w:rPr>
+        <w:t xml:space="preserve">SOC 2 Type II</w:t>
+      </w:r>
+      <w:r>
+        <w:t xml:space="preserve">: formal auditing, compliance reports, control frameworks</w:t>
       </w:r>
     </w:p>
     <w:p>
       <w:pPr>
+        <w:numPr>
+          <w:ilvl w:val="0"/>
+          <w:numId w:val="1005"/>
+        </w:numPr>
+        <w:pStyle w:val="Compact"/>
+      </w:pPr>
+      <w:r>
+        <w:rPr>
+          <w:bCs/>
+          <w:b/>
+        </w:rPr>
+        <w:t xml:space="preserve">Role-based access control</w:t>
+      </w:r>
+      <w:r>
+        <w:t xml:space="preserve">: district/school permission structures</w:t>
+      </w:r>
+    </w:p>
+    <w:p>
+      <w:pPr>
+        <w:numPr>
+          <w:ilvl w:val="0"/>
+          <w:numId w:val="1005"/>
+        </w:numPr>
+        <w:pStyle w:val="Compact"/>
+      </w:pPr>
+      <w:r>
+        <w:rPr>
+          <w:bCs/>
+          <w:b/>
+        </w:rPr>
+        <w:t xml:space="preserve">Advanced audit logging</w:t>
+      </w:r>
+      <w:r>
+        <w:t xml:space="preserve">: detailed access logs, compliance reporting</w:t>
+      </w:r>
+    </w:p>
+    <w:p>
+      <w:pPr>
+        <w:numPr>
+          <w:ilvl w:val="0"/>
+          <w:numId w:val="1005"/>
+        </w:numPr>
+        <w:pStyle w:val="Compact"/>
+      </w:pPr>
+      <w:r>
+        <w:rPr>
+          <w:bCs/>
+          <w:b/>
+        </w:rPr>
+        <w:t xml:space="preserve">Dedicated environments</w:t>
+      </w:r>
+      <w:r>
+        <w:t xml:space="preserve">: isolated infrastructure for regulated student records</w:t>
+      </w:r>
+    </w:p>
+    <w:bookmarkEnd w:id="33"/>
+    <w:bookmarkStart w:id="34" w:name="when-will-formal-compliance-be-ready"/>
+    <w:p>
+      <w:pPr>
+        <w:pStyle w:val="Heading3"/>
+      </w:pPr>
+      <w:r>
+        <w:t xml:space="preserve">"When will formal compliance be ready?"</w:t>
+      </w:r>
+    </w:p>
+    <w:p>
+      <w:pPr>
         <w:pStyle w:val="BlockText"/>
       </w:pPr>
       <w:r>
-        <w:t xml:space="preserve">"FERPA governs US student education records and gives parents (and eligible students) rights over those records. EduAsiste is built to help a school meet its FERPA obligations rather than to replace them:</w:t>
+        <w:t xml:space="preserve">"It's actively in progress. The technical controls behind these frameworks (encryption, per-learner isolation, no model training, export and deletion) are in place today. The formal certifications, signed agreements, and audit documentation are being finalized in-house. Tell us which framework you need and we'll give you the current status and the expected timeline for your school or district."</w:t>
+      </w:r>
+    </w:p>
+    <w:p>
+      <w:r>
+        <w:pict>
+          <v:rect style="width:0;height:1.5pt" o:hralign="center" o:hrstd="t" o:hr="t"/>
+        </w:pict>
+      </w:r>
+    </w:p>
+    <w:bookmarkEnd w:id="34"/>
+    <w:bookmarkEnd w:id="35"/>
+    <w:bookmarkStart w:id="40" w:name="common-security-questions"/>
+    <w:p>
+      <w:pPr>
+        <w:pStyle w:val="Heading2"/>
+      </w:pPr>
+      <w:r>
+        <w:t xml:space="preserve">Common Security Questions</w:t>
+      </w:r>
+    </w:p>
+    <w:bookmarkStart w:id="36" w:name="X6d3b82705ecf90337e0d3c012b9e001288fcc74"/>
+    <w:p>
+      <w:pPr>
+        <w:pStyle w:val="Heading3"/>
+      </w:pPr>
+      <w:r>
+        <w:t xml:space="preserve">"What about the AI provider behind Eduardo?"</w:t>
+      </w:r>
+    </w:p>
+    <w:p>
+      <w:pPr>
+        <w:pStyle w:val="BlockText"/>
+      </w:pPr>
+      <w:r>
+        <w:t xml:space="preserve">"When your child's Eduardo works through a problem, it sends the relevant conversation context to the AI provider (Anthropic's Claude). However:</w:t>
       </w:r>
     </w:p>
     <w:p>
@@ -1238,17 +1365,7 @@
         <w:pStyle w:val="Compact"/>
       </w:pPr>
       <w:r>
-        <w:rPr>
-          <w:bCs/>
-          <w:b/>
-        </w:rPr>
-        <w:t xml:space="preserve">Data isolation</w:t>
-      </w:r>
-      <w:r>
-        <w:t xml:space="preserve"> </w:t>
-      </w:r>
-      <w:r>
-        <w:t xml:space="preserve">keeps each student's records separate.</w:t>
+        <w:t xml:space="preserve">Only the current conversation context is sent, not your child's entire learning history.</w:t>
       </w:r>
     </w:p>
     <w:p>
@@ -1260,17 +1377,7 @@
         <w:pStyle w:val="Compact"/>
       </w:pPr>
       <w:r>
-        <w:rPr>
-          <w:bCs/>
-          <w:b/>
-        </w:rPr>
-        <w:t xml:space="preserve">Encryption</w:t>
-      </w:r>
-      <w:r>
-        <w:t xml:space="preserve"> </w:t>
-      </w:r>
-      <w:r>
-        <w:t xml:space="preserve">(TLS 1.3 in transit, AES-256 at rest) protects records in motion and at rest.</w:t>
+        <w:t xml:space="preserve">Anthropic does not train on API data (per their data usage policy).</w:t>
       </w:r>
     </w:p>
     <w:p>
@@ -1282,17 +1389,7 @@
         <w:pStyle w:val="Compact"/>
       </w:pPr>
       <w:r>
-        <w:rPr>
-          <w:bCs/>
-          <w:b/>
-        </w:rPr>
-        <w:t xml:space="preserve">Export and deletion on request</w:t>
-      </w:r>
-      <w:r>
-        <w:t xml:space="preserve"> </w:t>
-      </w:r>
-      <w:r>
-        <w:t xml:space="preserve">support a parent's right to access and a school's right to control records.</w:t>
+        <w:t xml:space="preserve">We use enterprise API tiers with additional data protections.</w:t>
       </w:r>
     </w:p>
     <w:p>
@@ -1304,23 +1401,17 @@
         <w:pStyle w:val="Compact"/>
       </w:pPr>
       <w:r>
-        <w:t xml:space="preserve">In a school (Org) deployment, the school is the data controller and EduAsiste acts as a service provider under the school's direction.</w:t>
-      </w:r>
-      <w:r>
-        <w:t xml:space="preserve"> </w:t>
-      </w:r>
-      <w:r>
-        <w:t xml:space="preserve">For a signed agreement and formal FERPA audit documentation, we work with KloudStax. We do not overstate certifications we don't hold. We give you the controls and the paperwork path to satisfy your obligations."</w:t>
+        <w:t xml:space="preserve">For schools with maximum-security or residency needs, we can configure dedicated/private AI endpoints."</w:t>
       </w:r>
     </w:p>
-    <w:bookmarkEnd w:id="30"/>
-    <w:bookmarkStart w:id="31" w:name="X4b17360a397d1d49c6b73d1fd47ae400a7dfd89"/>
+    <w:bookmarkEnd w:id="36"/>
+    <w:bookmarkStart w:id="37" w:name="what-if-theres-a-data-breach"/>
     <w:p>
       <w:pPr>
         <w:pStyle w:val="Heading3"/>
       </w:pPr>
       <w:r>
-        <w:t xml:space="preserve">"What about GDPR or data residency (EU / LATAM schools)?"</w:t>
+        <w:t xml:space="preserve">"What if there's a data breach?"</w:t>
       </w:r>
     </w:p>
     <w:p>
@@ -1328,17 +1419,17 @@
         <w:pStyle w:val="BlockText"/>
       </w:pPr>
       <w:r>
-        <w:t xml:space="preserve">"For schools governed by GDPR (EU) or GDPR-aligned laws (for example, Chile's Ley 21.719 (LPDP), which takes effect 1 December 2026 and adds special protections for minors' data), we partner with KloudStax. They provide Data Processing Agreements, regional data residency (EU or LATAM), right-to-erasure handling, and the audit trail your data-protection officer needs. EduAsiste's standard controls (encryption, no model training on student data, export-on-request, deletion within a billing cycle) already align with the spirit of these laws; KloudStax provides the formal, signed framework."</w:t>
+        <w:t xml:space="preserve">"Google has industry-leading breach detection and response. In the unlikely event of a breach affecting your child's data, you would be notified according to Google's policies and any applicable laws. Formal incident-response procedures, breach-notification SLAs, and regulatory breach-reporting (GDPR's 72-hour notification, FERPA and state student-privacy breach rules) are part of the in-house compliance program currently in progress."</w:t>
       </w:r>
     </w:p>
-    <w:bookmarkEnd w:id="31"/>
-    <w:bookmarkStart w:id="32" w:name="X845058e7f31686e83a7868be73d098ab97d89e4"/>
+    <w:bookmarkEnd w:id="37"/>
+    <w:bookmarkStart w:id="38" w:name="Xec7096c6423ea54d8bace90acd9b66c28ed9e38"/>
     <w:p>
       <w:pPr>
         <w:pStyle w:val="Heading3"/>
       </w:pPr>
       <w:r>
-        <w:t xml:space="preserve">"Who can see what my child does? (Transparency)"</w:t>
+        <w:t xml:space="preserve">"Can a teacher see only their own students?"</w:t>
       </w:r>
     </w:p>
     <w:p>
@@ -1346,17 +1437,17 @@
         <w:pStyle w:val="BlockText"/>
       </w:pPr>
       <w:r>
-        <w:t xml:space="preserve">"Transparency is built in. Every time a parent or teacher looks at a child's data, the child can see that it happened. There is no secret surveillance. Your child always knows who has viewed their learning, and you always know what data exists. We don't believe in watching kids from behind a one-way mirror."</w:t>
+        <w:t xml:space="preserve">"Yes. A teacher/mentor sees the workspaces of the learners assigned to them and the shared space. They cannot see other students' private workspaces or other classes. Granular, district-wide role-based access (where different staff see different scopes within the same system) is part of the in-house roadmap and is in progress."</w:t>
       </w:r>
     </w:p>
-    <w:bookmarkEnd w:id="32"/>
-    <w:bookmarkStart w:id="33" w:name="X0474b69f329a69e2404cf3c28cf4965cd9bae6e"/>
+    <w:bookmarkEnd w:id="38"/>
+    <w:bookmarkStart w:id="39" w:name="do-you-have-a-security-certification"/>
     <w:p>
       <w:pPr>
         <w:pStyle w:val="Heading3"/>
       </w:pPr>
       <w:r>
-        <w:t xml:space="preserve">"Does the school own the data, or does the parent?"</w:t>
+        <w:t xml:space="preserve">"Do you have a security certification?"</w:t>
       </w:r>
     </w:p>
     <w:p>
@@ -1364,7 +1455,50 @@
         <w:pStyle w:val="BlockText"/>
       </w:pPr>
       <w:r>
-        <w:t xml:space="preserve">"It depends on how the twin is set up, and we keep this explicit so there's no confusion:</w:t>
+        <w:t xml:space="preserve">"We inherit Google Workspace's certifications, which include SOC 1/2/3, ISO 27001, and more. See Google's compliance page for the full list. For education specifically, our standard posture gives you the technical controls behind FERPA and COPPA today. Our own formal certifications (SOC 2 Type II) and the signed FERPA/COPPA/GDPR/HIPAA documentation are being built in-house and are in progress; we can share current status for your audit."</w:t>
+      </w:r>
+    </w:p>
+    <w:p>
+      <w:r>
+        <w:pict>
+          <v:rect style="width:0;height:1.5pt" o:hralign="center" o:hrstd="t" o:hr="t"/>
+        </w:pict>
+      </w:r>
+    </w:p>
+    <w:bookmarkEnd w:id="39"/>
+    <w:bookmarkEnd w:id="40"/>
+    <w:bookmarkStart w:id="44" w:name="security-conversation-flow"/>
+    <w:p>
+      <w:pPr>
+        <w:pStyle w:val="Heading2"/>
+      </w:pPr>
+      <w:r>
+        <w:t xml:space="preserve">Security Conversation Flow</w:t>
+      </w:r>
+    </w:p>
+    <w:bookmarkStart w:id="41" w:name="step-1-understand-their-needs"/>
+    <w:p>
+      <w:pPr>
+        <w:pStyle w:val="Heading3"/>
+      </w:pPr>
+      <w:r>
+        <w:t xml:space="preserve">Step 1: Understand Their Needs</w:t>
+      </w:r>
+    </w:p>
+    <w:p>
+      <w:pPr>
+        <w:pStyle w:val="FirstParagraph"/>
+      </w:pPr>
+      <w:r>
+        <w:t xml:space="preserve">Ask: "What are your main concerns about your child's data, or your students' data?"</w:t>
+      </w:r>
+    </w:p>
+    <w:p>
+      <w:pPr>
+        <w:pStyle w:val="BodyText"/>
+      </w:pPr>
+      <w:r>
+        <w:t xml:space="preserve">Listen for:</w:t>
       </w:r>
     </w:p>
     <w:p>
@@ -1376,14 +1510,7 @@
         <w:pStyle w:val="Compact"/>
       </w:pPr>
       <w:r>
-        <w:rPr>
-          <w:bCs/>
-          <w:b/>
-        </w:rPr>
-        <w:t xml:space="preserve">Family (PRO) learner twin</w:t>
-      </w:r>
-      <w:r>
-        <w:t xml:space="preserve">: the data belongs to the family. It's portable: when you leave, you take it with you.</w:t>
+        <w:t xml:space="preserve">General "is my kid's data safe?" worry → Standard offering + full visibility for the parent</w:t>
       </w:r>
     </w:p>
     <w:p>
@@ -1395,55 +1522,73 @@
         <w:pStyle w:val="Compact"/>
       </w:pPr>
       <w:r>
+        <w:t xml:space="preserve">"Other kids can't see my child's work, right?" → Per-learner isolation</w:t>
+      </w:r>
+    </w:p>
+    <w:p>
+      <w:pPr>
+        <w:numPr>
+          <w:ilvl w:val="0"/>
+          <w:numId w:val="1007"/>
+        </w:numPr>
+        <w:pStyle w:val="Compact"/>
+      </w:pPr>
+      <w:r>
+        <w:t xml:space="preserve">"Is it used to train AI?" → No, data isolation, never trains models</w:t>
+      </w:r>
+    </w:p>
+    <w:p>
+      <w:pPr>
+        <w:numPr>
+          <w:ilvl w:val="0"/>
+          <w:numId w:val="1007"/>
+        </w:numPr>
+        <w:pStyle w:val="Compact"/>
+      </w:pPr>
+      <w:r>
+        <w:t xml:space="preserve">Specific framework mentions (FERPA, COPPA, GDPR, Ley 21.719) → Standard controls today + formal docs in progress (in-house)</w:t>
+      </w:r>
+    </w:p>
+    <w:p>
+      <w:pPr>
+        <w:numPr>
+          <w:ilvl w:val="0"/>
+          <w:numId w:val="1007"/>
+        </w:numPr>
+        <w:pStyle w:val="Compact"/>
+      </w:pPr>
+      <w:r>
+        <w:t xml:space="preserve">District / multi-school role-based access or audit needs → In-house roadmap, in progress; share current status and timeline</w:t>
+      </w:r>
+    </w:p>
+    <w:bookmarkEnd w:id="41"/>
+    <w:bookmarkStart w:id="42" w:name="step-2-position-appropriately"/>
+    <w:p>
+      <w:pPr>
+        <w:pStyle w:val="Heading3"/>
+      </w:pPr>
+      <w:r>
+        <w:t xml:space="preserve">Step 2: Position Appropriately</w:t>
+      </w:r>
+    </w:p>
+    <w:p>
+      <w:pPr>
+        <w:pStyle w:val="FirstParagraph"/>
+      </w:pPr>
+      <w:r>
         <w:rPr>
           <w:bCs/>
           <w:b/>
         </w:rPr>
-        <w:t xml:space="preserve">School (Org) learner twin</w:t>
-      </w:r>
-      <w:r>
-        <w:t xml:space="preserve">: the institution is the data controller, and the data stays with the school the way student records normally do. The parent still has access and transparency rights, and the child can still see who views their work.</w:t>
-      </w:r>
-      <w:r>
-        <w:t xml:space="preserve"> </w:t>
-      </w:r>
-      <w:r>
-        <w:t xml:space="preserve">Whichever model applies, the access rules are visible to everyone involved, with no hidden permissions."</w:t>
+        <w:t xml:space="preserve">For Parents / Tutors / Small Schools:</w:t>
       </w:r>
     </w:p>
     <w:p>
-      <w:r>
-        <w:pict>
-          <v:rect style="width:0;height:1.5pt" o:hralign="center" o:hrstd="t" o:hr="t"/>
-        </w:pict>
-      </w:r>
-    </w:p>
-    <w:bookmarkEnd w:id="33"/>
-    <w:bookmarkEnd w:id="34"/>
-    <w:bookmarkStart w:id="38" w:name="X19779527f4e0a314d1fb7ee76c53abc61fffef5"/>
-    <w:p>
-      <w:pPr>
-        <w:pStyle w:val="Heading2"/>
-      </w:pPr>
-      <w:r>
-        <w:t xml:space="preserve">Enterprise &amp; Formal Compliance (KloudStax Partnership)</w:t>
-      </w:r>
-    </w:p>
-    <w:bookmarkStart w:id="35" w:name="X7e33d3bbad5a1ba67fd52f7a3dd555ff3a77e87"/>
-    <w:p>
-      <w:pPr>
-        <w:pStyle w:val="Heading3"/>
-      </w:pPr>
-      <w:r>
-        <w:t xml:space="preserve">"We need a signed FERPA/COPPA agreement, or GDPR/HIPAA/SOC 2 documentation"</w:t>
-      </w:r>
-    </w:p>
-    <w:p>
       <w:pPr>
         <w:pStyle w:val="BlockText"/>
       </w:pPr>
       <w:r>
-        <w:t xml:space="preserve">"We understand that districts, multi-school sostenedores, and institutions handling sensitive student data need formal, signed compliance frameworks. EduAsiste's standard platform gives you the technical controls: encryption, per-learner isolation, no model training, export and deletion. For the formal documentation, signed agreements, and audits, we've partnered with KloudStax. Compliance is their core expertise, not ours. They provide the controls and paperwork your school's lawyers and data-protection officer need."</w:t>
+        <w:t xml:space="preserve">"The standard platform encrypts everything, keeps your child's data isolated from every other learner, never trains AI on it, and gives you, the account owner, full visibility into everything your child does. That covers what almost every family and small school needs."</w:t>
       </w:r>
     </w:p>
     <w:p>
@@ -1455,7 +1600,33 @@
           <w:bCs/>
           <w:b/>
         </w:rPr>
-        <w:t xml:space="preserve">What KloudStax Provides:</w:t>
+        <w:t xml:space="preserve">For Schools / Districts with Formal Requirements:</w:t>
+      </w:r>
+    </w:p>
+    <w:p>
+      <w:pPr>
+        <w:pStyle w:val="BlockText"/>
+      </w:pPr>
+      <w:r>
+        <w:t xml:space="preserve">"For FERPA, COPPA, GDPR, or data-residency requirements that need signed agreements and audit evidence, those frameworks are being built in-house and are in progress. Tell me the specific requirement and I'll get you the current status and timeline..."</w:t>
+      </w:r>
+    </w:p>
+    <w:bookmarkEnd w:id="42"/>
+    <w:bookmarkStart w:id="43" w:name="Xddd4c2cc8b5e3c7377bf18d3f3d0911891ac6bf"/>
+    <w:p>
+      <w:pPr>
+        <w:pStyle w:val="Heading3"/>
+      </w:pPr>
+      <w:r>
+        <w:t xml:space="preserve">Step 3: Handle Formal Requirements (if needed)</w:t>
+      </w:r>
+    </w:p>
+    <w:p>
+      <w:pPr>
+        <w:pStyle w:val="FirstParagraph"/>
+      </w:pPr>
+      <w:r>
+        <w:t xml:space="preserve">If a formal framework is required:</w:t>
       </w:r>
     </w:p>
     <w:p>
@@ -1467,14 +1638,7 @@
         <w:pStyle w:val="Compact"/>
       </w:pPr>
       <w:r>
-        <w:rPr>
-          <w:bCs/>
-          <w:b/>
-        </w:rPr>
-        <w:t xml:space="preserve">FERPA / COPPA documentation</w:t>
-      </w:r>
-      <w:r>
-        <w:t xml:space="preserve">: signed agreements, student-data-privacy controls, audit evidence</w:t>
+        <w:t xml:space="preserve">Acknowledge their requirements are valid and important (student data deserves it)</w:t>
       </w:r>
     </w:p>
     <w:p>
@@ -1486,14 +1650,7 @@
         <w:pStyle w:val="Compact"/>
       </w:pPr>
       <w:r>
-        <w:rPr>
-          <w:bCs/>
-          <w:b/>
-        </w:rPr>
-        <w:t xml:space="preserve">GDPR compliance</w:t>
-      </w:r>
-      <w:r>
-        <w:t xml:space="preserve">: Data Processing Agreements, EU/LATAM data residency, right to erasure, minors-data controls (incl. Ley 21.719 alignment)</w:t>
+        <w:t xml:space="preserve">Be clear about what's available today (technical controls) vs in progress (formal docs/certifications)</w:t>
       </w:r>
     </w:p>
     <w:p>
@@ -1505,14 +1662,7 @@
         <w:pStyle w:val="Compact"/>
       </w:pPr>
       <w:r>
-        <w:rPr>
-          <w:bCs/>
-          <w:b/>
-        </w:rPr>
-        <w:t xml:space="preserve">HIPAA compliance</w:t>
-      </w:r>
-      <w:r>
-        <w:t xml:space="preserve">: BAA agreements, audit controls (for orgs that also handle health data, e.g. school health programs)</w:t>
+        <w:t xml:space="preserve">Capture the specific framework and deadline they need</w:t>
       </w:r>
     </w:p>
     <w:p>
@@ -1524,14 +1674,7 @@
         <w:pStyle w:val="Compact"/>
       </w:pPr>
       <w:r>
-        <w:rPr>
-          <w:bCs/>
-          <w:b/>
-        </w:rPr>
-        <w:t xml:space="preserve">SOC 2 Type II</w:t>
-      </w:r>
-      <w:r>
-        <w:t xml:space="preserve">: formal auditing, compliance reports, control frameworks</w:t>
+        <w:t xml:space="preserve">Get them a current status and expected timeline from the team</w:t>
       </w:r>
     </w:p>
     <w:p>
@@ -1543,64 +1686,60 @@
         <w:pStyle w:val="Compact"/>
       </w:pPr>
       <w:r>
-        <w:rPr>
-          <w:bCs/>
-          <w:b/>
-        </w:rPr>
-        <w:t xml:space="preserve">Role-based access control</w:t>
-      </w:r>
-      <w:r>
-        <w:t xml:space="preserve">: Google IAM integration, district/school permission structures</w:t>
+        <w:t xml:space="preserve">Emphasize this gives them best-in-class learning now, with audit-ready data protection on a defined path</w:t>
       </w:r>
     </w:p>
     <w:p>
-      <w:pPr>
-        <w:numPr>
-          <w:ilvl w:val="0"/>
-          <w:numId w:val="1008"/>
-        </w:numPr>
-        <w:pStyle w:val="Compact"/>
-      </w:pPr>
-      <w:r>
-        <w:rPr>
-          <w:bCs/>
-          <w:b/>
-        </w:rPr>
-        <w:t xml:space="preserve">Advanced audit logging</w:t>
-      </w:r>
-      <w:r>
-        <w:t xml:space="preserve">: detailed access logs, compliance reporting</w:t>
+      <w:r>
+        <w:pict>
+          <v:rect style="width:0;height:1.5pt" o:hralign="center" o:hrstd="t" o:hr="t"/>
+        </w:pict>
+      </w:r>
+    </w:p>
+    <w:bookmarkEnd w:id="43"/>
+    <w:bookmarkEnd w:id="44"/>
+    <w:bookmarkStart w:id="49" w:name="objection-handling"/>
+    <w:p>
+      <w:pPr>
+        <w:pStyle w:val="Heading2"/>
+      </w:pPr>
+      <w:r>
+        <w:t xml:space="preserve">Objection Handling</w:t>
+      </w:r>
+    </w:p>
+    <w:bookmarkStart w:id="45" w:name="X845f9c6ee4baac4243eb9b16a2bfb87ce4ad351"/>
+    <w:p>
+      <w:pPr>
+        <w:pStyle w:val="Heading3"/>
+      </w:pPr>
+      <w:r>
+        <w:t xml:space="preserve">"Why should we trust a startup with our children's data?"</w:t>
       </w:r>
     </w:p>
     <w:p>
       <w:pPr>
-        <w:numPr>
-          <w:ilvl w:val="0"/>
-          <w:numId w:val="1008"/>
-        </w:numPr>
-        <w:pStyle w:val="Compact"/>
-      </w:pPr>
-      <w:r>
-        <w:rPr>
-          <w:bCs/>
-          <w:b/>
-        </w:rPr>
-        <w:t xml:space="preserve">Dedicated environments</w:t>
-      </w:r>
-      <w:r>
-        <w:t xml:space="preserve">: isolated infrastructure for regulated student records</w:t>
+        <w:pStyle w:val="BlockText"/>
+      </w:pPr>
+      <w:r>
+        <w:t xml:space="preserve">"You're not trusting us with the data infrastructure. You're trusting Google. We built EduAsiste on Google Workspace specifically because we knew parents and schools would (rightly) worry about children's data. Your child's data sits on the same infrastructure that schools and Fortune 500 companies trust with their most sensitive records. On top of that, you're the account owner, with full visibility into everything your child does, so nothing happens in the dark."</w:t>
+      </w:r>
+    </w:p>
+    <w:bookmarkEnd w:id="45"/>
+    <w:bookmarkStart w:id="46" w:name="X14b9f3326a68d769c317dfa2d3e103500b39956"/>
+    <w:p>
+      <w:pPr>
+        <w:pStyle w:val="Heading3"/>
+      </w:pPr>
+      <w:r>
+        <w:t xml:space="preserve">"Our school's IT / data-protection officer will never approve this."</w:t>
       </w:r>
     </w:p>
     <w:p>
       <w:pPr>
-        <w:pStyle w:val="FirstParagraph"/>
-      </w:pPr>
-      <w:r>
-        <w:rPr>
-          <w:bCs/>
-          <w:b/>
-        </w:rPr>
-        <w:t xml:space="preserve">How It Works:</w:t>
+        <w:pStyle w:val="BlockText"/>
+      </w:pPr>
+      <w:r>
+        <w:t xml:space="preserve">"Good. They should be careful with student data. Here's what usually helps:</w:t>
       </w:r>
     </w:p>
     <w:p>
@@ -1612,7 +1751,7 @@
         <w:pStyle w:val="Compact"/>
       </w:pPr>
       <w:r>
-        <w:t xml:space="preserve">Tell us your privacy / compliance requirements (FERPA, COPPA, GDPR, residency, etc.)</w:t>
+        <w:t xml:space="preserve">We can provide Google Workspace's security documentation</w:t>
       </w:r>
     </w:p>
     <w:p>
@@ -1624,7 +1763,7 @@
         <w:pStyle w:val="Compact"/>
       </w:pPr>
       <w:r>
-        <w:t xml:space="preserve">We work with KloudStax to create a quick-turn proposal</w:t>
+        <w:t xml:space="preserve">For FERPA, COPPA, GDPR, or residency needs, we can share where our formal documentation stands and the timeline</w:t>
       </w:r>
     </w:p>
     <w:p>
@@ -1636,7 +1775,7 @@
         <w:pStyle w:val="Compact"/>
       </w:pPr>
       <w:r>
-        <w:t xml:space="preserve">You receive an addendum to your EduAsiste contract covering the additional services</w:t>
+        <w:t xml:space="preserve">We're happy to do a technical call with your IT or DPO</w:t>
       </w:r>
     </w:p>
     <w:p>
@@ -1648,103 +1787,43 @@
         <w:pStyle w:val="Compact"/>
       </w:pPr>
       <w:r>
-        <w:t xml:space="preserve">KloudStax provisions and manages your compliant environment</w:t>
+        <w:t xml:space="preserve">We can start with a small, non-sensitive pilot to build confidence"</w:t>
+      </w:r>
+    </w:p>
+    <w:bookmarkEnd w:id="46"/>
+    <w:bookmarkStart w:id="47" w:name="X742c382677dcea2e4f5c75c7442140c1affe77b"/>
+    <w:p>
+      <w:pPr>
+        <w:pStyle w:val="Heading3"/>
+      </w:pPr>
+      <w:r>
+        <w:t xml:space="preserve">"We need everything to stay in our country / on our own servers."</w:t>
       </w:r>
     </w:p>
     <w:p>
       <w:pPr>
-        <w:numPr>
-          <w:ilvl w:val="0"/>
-          <w:numId w:val="1009"/>
-        </w:numPr>
-        <w:pStyle w:val="Compact"/>
-      </w:pPr>
-      <w:r>
-        <w:t xml:space="preserve">EduAsiste runs on that KloudStax-managed infrastructure</w:t>
+        <w:pStyle w:val="BlockText"/>
+      </w:pPr>
+      <w:r>
+        <w:t xml:space="preserve">"True on-premise isn't something we offer directly. The platform is cloud-native. But regional data residency (EU or LATAM) and private-cloud options can be configured to meet many such requirements while you still use EduAsiste. For schools under laws like Chile's Ley 21.719, that's exactly the path. Would it help to explore that?"</w:t>
+      </w:r>
+    </w:p>
+    <w:bookmarkEnd w:id="47"/>
+    <w:bookmarkStart w:id="48" w:name="X0f8f4a1b861227f084e92622e368c4c1de30b0b"/>
+    <w:p>
+      <w:pPr>
+        <w:pStyle w:val="Heading3"/>
+      </w:pPr>
+      <w:r>
+        <w:t xml:space="preserve">"We need formal compliance now, not 'in progress.'"</w:t>
       </w:r>
     </w:p>
     <w:p>
       <w:pPr>
-        <w:pStyle w:val="FirstParagraph"/>
-      </w:pPr>
-      <w:r>
-        <w:rPr>
-          <w:bCs/>
-          <w:b/>
-        </w:rPr>
-        <w:t xml:space="preserve">Pricing:</w:t>
-      </w:r>
-    </w:p>
-    <w:p>
-      <w:pPr>
-        <w:numPr>
-          <w:ilvl w:val="0"/>
-          <w:numId w:val="1010"/>
-        </w:numPr>
-        <w:pStyle w:val="Compact"/>
-      </w:pPr>
-      <w:r>
-        <w:t xml:space="preserve">KloudStax services are added as a contract addendum</w:t>
-      </w:r>
-    </w:p>
-    <w:p>
-      <w:pPr>
-        <w:numPr>
-          <w:ilvl w:val="0"/>
-          <w:numId w:val="1010"/>
-        </w:numPr>
-        <w:pStyle w:val="Compact"/>
-      </w:pPr>
-      <w:r>
-        <w:t xml:space="preserve">Pricing based on your specific requirements</w:t>
-      </w:r>
-    </w:p>
-    <w:p>
-      <w:pPr>
-        <w:numPr>
-          <w:ilvl w:val="0"/>
-          <w:numId w:val="1010"/>
-        </w:numPr>
-        <w:pStyle w:val="Compact"/>
-      </w:pPr>
-      <w:r>
-        <w:t xml:space="preserve">Quick turnaround, with no lengthy separate procurement process</w:t>
-      </w:r>
-    </w:p>
-    <w:bookmarkEnd w:id="35"/>
-    <w:bookmarkStart w:id="36" w:name="X0fd766513431082d7e5da686aa27879919481fc"/>
-    <w:p>
-      <w:pPr>
-        <w:pStyle w:val="Heading3"/>
-      </w:pPr>
-      <w:r>
-        <w:t xml:space="preserve">"Why don't you handle formal compliance directly?"</w:t>
-      </w:r>
-    </w:p>
-    <w:p>
-      <w:pPr>
         <w:pStyle w:val="BlockText"/>
       </w:pPr>
       <w:r>
-        <w:t xml:space="preserve">"We focus on building the best possible learning twin for each child. Formal education-privacy compliance is a different job. It takes specialized expertise, dedicated resources, and ongoing certification maintenance. Rather than do that poorly ourselves, we've partnered with KloudStax, who does it well. You get a strong learning twin and audit-ready data protection from a team that specializes in it."</w:t>
-      </w:r>
-    </w:p>
-    <w:bookmarkEnd w:id="36"/>
-    <w:bookmarkStart w:id="37" w:name="can-we-talk-to-kloudstax"/>
-    <w:p>
-      <w:pPr>
-        <w:pStyle w:val="Heading3"/>
-      </w:pPr>
-      <w:r>
-        <w:t xml:space="preserve">"Can we talk to KloudStax?"</w:t>
-      </w:r>
-    </w:p>
-    <w:p>
-      <w:pPr>
-        <w:pStyle w:val="BlockText"/>
-      </w:pPr>
-      <w:r>
-        <w:t xml:space="preserve">"Absolutely. We've set up a quick-turn proposal process with KloudStax. We can get you an addendum to your EduAsiste contract that meets any additional privacy, residency, or infrastructure needs your school or district has, with no lengthy separate procurement process."</w:t>
+        <w:t xml:space="preserve">"Fair, and we won't pretend otherwise. The technical controls (encryption, per-learner isolation, no model training, export and deletion) are in place today. The formal certifications and signed agreements are being finalized in-house. If you have a hard deadline, tell us the framework and the date, and we'll give you an honest status and timeline so you can decide. For most families and small schools, the standard Google Workspace security plus full parent visibility is already more than enough."</w:t>
       </w:r>
     </w:p>
     <w:p>
@@ -1754,610 +1833,9 @@
         </w:pict>
       </w:r>
     </w:p>
-    <w:bookmarkEnd w:id="37"/>
-    <w:bookmarkEnd w:id="38"/>
-    <w:bookmarkStart w:id="43" w:name="common-security-questions"/>
-    <w:p>
-      <w:pPr>
-        <w:pStyle w:val="Heading2"/>
-      </w:pPr>
-      <w:r>
-        <w:t xml:space="preserve">Common Security Questions</w:t>
-      </w:r>
-    </w:p>
-    <w:bookmarkStart w:id="39" w:name="Xac25fe457a008c3deaa7e3e272960ccf04b33cb"/>
-    <w:p>
-      <w:pPr>
-        <w:pStyle w:val="Heading3"/>
-      </w:pPr>
-      <w:r>
-        <w:t xml:space="preserve">"What about the AI provider behind the twin?"</w:t>
-      </w:r>
-    </w:p>
-    <w:p>
-      <w:pPr>
-        <w:pStyle w:val="BlockText"/>
-      </w:pPr>
-      <w:r>
-        <w:t xml:space="preserve">"When your child's EduAsiste twin works through a problem, it sends the relevant conversation context to the AI provider (Anthropic's Claude). However:</w:t>
-      </w:r>
-    </w:p>
-    <w:p>
-      <w:pPr>
-        <w:numPr>
-          <w:ilvl w:val="0"/>
-          <w:numId w:val="1011"/>
-        </w:numPr>
-        <w:pStyle w:val="Compact"/>
-      </w:pPr>
-      <w:r>
-        <w:t xml:space="preserve">Only the current conversation context is sent, not your child's entire learning history.</w:t>
-      </w:r>
-    </w:p>
-    <w:p>
-      <w:pPr>
-        <w:numPr>
-          <w:ilvl w:val="0"/>
-          <w:numId w:val="1011"/>
-        </w:numPr>
-        <w:pStyle w:val="Compact"/>
-      </w:pPr>
-      <w:r>
-        <w:t xml:space="preserve">Anthropic does not train on API data (per their data usage policy).</w:t>
-      </w:r>
-    </w:p>
-    <w:p>
-      <w:pPr>
-        <w:numPr>
-          <w:ilvl w:val="0"/>
-          <w:numId w:val="1011"/>
-        </w:numPr>
-        <w:pStyle w:val="Compact"/>
-      </w:pPr>
-      <w:r>
-        <w:t xml:space="preserve">We use enterprise API tiers with additional data protections.</w:t>
-      </w:r>
-    </w:p>
-    <w:p>
-      <w:pPr>
-        <w:numPr>
-          <w:ilvl w:val="0"/>
-          <w:numId w:val="1011"/>
-        </w:numPr>
-        <w:pStyle w:val="Compact"/>
-      </w:pPr>
-      <w:r>
-        <w:t xml:space="preserve">For schools with maximum-security or residency needs, KloudStax can configure dedicated or private AI endpoints."</w:t>
-      </w:r>
-    </w:p>
-    <w:bookmarkEnd w:id="39"/>
-    <w:bookmarkStart w:id="40" w:name="what-if-theres-a-data-breach"/>
-    <w:p>
-      <w:pPr>
-        <w:pStyle w:val="Heading3"/>
-      </w:pPr>
-      <w:r>
-        <w:t xml:space="preserve">"What if there's a data breach?"</w:t>
-      </w:r>
-    </w:p>
-    <w:p>
-      <w:pPr>
-        <w:pStyle w:val="FirstParagraph"/>
-      </w:pPr>
-      <w:r>
-        <w:rPr>
-          <w:bCs/>
-          <w:b/>
-        </w:rPr>
-        <w:t xml:space="preserve">Standard (Google Workspace / Google Cloud):</w:t>
-      </w:r>
-    </w:p>
-    <w:p>
-      <w:pPr>
-        <w:pStyle w:val="BlockText"/>
-      </w:pPr>
-      <w:r>
-        <w:t xml:space="preserve">"Google has industry-leading breach detection and response. In the unlikely event of a breach affecting your child's data, you would be notified according to Google's policies and any applicable laws."</w:t>
-      </w:r>
-    </w:p>
-    <w:p>
-      <w:pPr>
-        <w:pStyle w:val="FirstParagraph"/>
-      </w:pPr>
-      <w:r>
-        <w:rPr>
-          <w:bCs/>
-          <w:b/>
-        </w:rPr>
-        <w:t xml:space="preserve">Enterprise (KloudStax):</w:t>
-      </w:r>
-    </w:p>
-    <w:p>
-      <w:pPr>
-        <w:pStyle w:val="BlockText"/>
-      </w:pPr>
-      <w:r>
-        <w:t xml:space="preserve">"KloudStax provides formal incident-response procedures, breach-notification SLAs, and compliance with specific regulatory breach-reporting rules (GDPR's 72-hour notification, FERPA/state student-privacy breach rules, etc.)."</w:t>
-      </w:r>
-    </w:p>
-    <w:bookmarkEnd w:id="40"/>
-    <w:bookmarkStart w:id="41" w:name="Xec7096c6423ea54d8bace90acd9b66c28ed9e38"/>
-    <w:p>
-      <w:pPr>
-        <w:pStyle w:val="Heading3"/>
-      </w:pPr>
-      <w:r>
-        <w:t xml:space="preserve">"Can a teacher see only their own students?"</w:t>
-      </w:r>
-    </w:p>
-    <w:p>
-      <w:pPr>
-        <w:pStyle w:val="FirstParagraph"/>
-      </w:pPr>
-      <w:r>
-        <w:rPr>
-          <w:bCs/>
-          <w:b/>
-        </w:rPr>
-        <w:t xml:space="preserve">Standard:</w:t>
-      </w:r>
-    </w:p>
-    <w:p>
-      <w:pPr>
-        <w:pStyle w:val="BlockText"/>
-      </w:pPr>
-      <w:r>
-        <w:t xml:space="preserve">"Our standard offering provides twin-level access. A teacher/mentor sees the workspaces of the learners assigned to them and the shared space. They cannot see other students' private workspaces or other classes."</w:t>
-      </w:r>
-    </w:p>
-    <w:p>
-      <w:pPr>
-        <w:pStyle w:val="FirstParagraph"/>
-      </w:pPr>
-      <w:r>
-        <w:rPr>
-          <w:bCs/>
-          <w:b/>
-        </w:rPr>
-        <w:t xml:space="preserve">Enterprise (KloudStax):</w:t>
-      </w:r>
-    </w:p>
-    <w:p>
-      <w:pPr>
-        <w:pStyle w:val="BlockText"/>
-      </w:pPr>
-      <w:r>
-        <w:t xml:space="preserve">"For granular, district-wide role-based access, where different staff see different scopes within the same system, KloudStax can implement Google IAM integration with custom permission structures."</w:t>
-      </w:r>
-    </w:p>
-    <w:bookmarkEnd w:id="41"/>
-    <w:bookmarkStart w:id="42" w:name="do-you-have-a-security-certification"/>
-    <w:p>
-      <w:pPr>
-        <w:pStyle w:val="Heading3"/>
-      </w:pPr>
-      <w:r>
-        <w:t xml:space="preserve">"Do you have a security certification?"</w:t>
-      </w:r>
-    </w:p>
-    <w:p>
-      <w:pPr>
-        <w:pStyle w:val="FirstParagraph"/>
-      </w:pPr>
-      <w:r>
-        <w:rPr>
-          <w:bCs/>
-          <w:b/>
-        </w:rPr>
-        <w:t xml:space="preserve">Standard:</w:t>
-      </w:r>
-    </w:p>
-    <w:p>
-      <w:pPr>
-        <w:pStyle w:val="BlockText"/>
-      </w:pPr>
-      <w:r>
-        <w:t xml:space="preserve">"We inherit Google Workspace's certifications, which include SOC 1/2/3, ISO 27001, and more. See Google's compliance page for the full list. For education specifically, our standard posture gives you the technical controls behind FERPA and COPPA, not a standalone certificate."</w:t>
-      </w:r>
-    </w:p>
-    <w:p>
-      <w:pPr>
-        <w:pStyle w:val="FirstParagraph"/>
-      </w:pPr>
-      <w:r>
-        <w:rPr>
-          <w:bCs/>
-          <w:b/>
-        </w:rPr>
-        <w:t xml:space="preserve">Enterprise:</w:t>
-      </w:r>
-    </w:p>
-    <w:p>
-      <w:pPr>
-        <w:pStyle w:val="BlockText"/>
-      </w:pPr>
-      <w:r>
-        <w:t xml:space="preserve">"KloudStax maintains their own SOC 2 Type II certification and can provide compliance documentation for FERPA, COPPA, GDPR, HIPAA, and other frameworks as needed for your school's audits."</w:t>
-      </w:r>
-    </w:p>
-    <w:p>
-      <w:r>
-        <w:pict>
-          <v:rect style="width:0;height:1.5pt" o:hralign="center" o:hrstd="t" o:hr="t"/>
-        </w:pict>
-      </w:r>
-    </w:p>
-    <w:bookmarkEnd w:id="42"/>
-    <w:bookmarkEnd w:id="43"/>
-    <w:bookmarkStart w:id="47" w:name="security-conversation-flow"/>
-    <w:p>
-      <w:pPr>
-        <w:pStyle w:val="Heading2"/>
-      </w:pPr>
-      <w:r>
-        <w:t xml:space="preserve">Security Conversation Flow</w:t>
-      </w:r>
-    </w:p>
-    <w:bookmarkStart w:id="44" w:name="step-1-understand-their-needs"/>
-    <w:p>
-      <w:pPr>
-        <w:pStyle w:val="Heading3"/>
-      </w:pPr>
-      <w:r>
-        <w:t xml:space="preserve">Step 1: Understand Their Needs</w:t>
-      </w:r>
-    </w:p>
-    <w:p>
-      <w:pPr>
-        <w:pStyle w:val="FirstParagraph"/>
-      </w:pPr>
-      <w:r>
-        <w:t xml:space="preserve">Ask: "What are your main concerns about your child's data, or your students' data?"</w:t>
-      </w:r>
-    </w:p>
-    <w:p>
-      <w:pPr>
-        <w:pStyle w:val="BodyText"/>
-      </w:pPr>
-      <w:r>
-        <w:t xml:space="preserve">Listen for:</w:t>
-      </w:r>
-    </w:p>
-    <w:p>
-      <w:pPr>
-        <w:numPr>
-          <w:ilvl w:val="0"/>
-          <w:numId w:val="1012"/>
-        </w:numPr>
-        <w:pStyle w:val="Compact"/>
-      </w:pPr>
-      <w:r>
-        <w:t xml:space="preserve">General "is my kid's data safe?" worry → Standard offering + transparency story</w:t>
-      </w:r>
-    </w:p>
-    <w:p>
-      <w:pPr>
-        <w:numPr>
-          <w:ilvl w:val="0"/>
-          <w:numId w:val="1012"/>
-        </w:numPr>
-        <w:pStyle w:val="Compact"/>
-      </w:pPr>
-      <w:r>
-        <w:t xml:space="preserve">"Other kids can't see my child's work, right?" → Per-learner isolation</w:t>
-      </w:r>
-    </w:p>
-    <w:p>
-      <w:pPr>
-        <w:numPr>
-          <w:ilvl w:val="0"/>
-          <w:numId w:val="1012"/>
-        </w:numPr>
-        <w:pStyle w:val="Compact"/>
-      </w:pPr>
-      <w:r>
-        <w:t xml:space="preserve">"Is it used to train AI?" → No, data isolation, never trains models</w:t>
-      </w:r>
-    </w:p>
-    <w:p>
-      <w:pPr>
-        <w:numPr>
-          <w:ilvl w:val="0"/>
-          <w:numId w:val="1012"/>
-        </w:numPr>
-        <w:pStyle w:val="Compact"/>
-      </w:pPr>
-      <w:r>
-        <w:t xml:space="preserve">Specific framework mentions (FERPA, COPPA, GDPR, Ley 21.719) → Standard controls + KloudStax for formal docs</w:t>
-      </w:r>
-    </w:p>
-    <w:p>
-      <w:pPr>
-        <w:numPr>
-          <w:ilvl w:val="0"/>
-          <w:numId w:val="1012"/>
-        </w:numPr>
-        <w:pStyle w:val="Compact"/>
-      </w:pPr>
-      <w:r>
-        <w:t xml:space="preserve">District / multi-school role-based access or audit needs → KloudStax</w:t>
-      </w:r>
-    </w:p>
-    <w:bookmarkEnd w:id="44"/>
-    <w:bookmarkStart w:id="45" w:name="step-2-position-appropriately"/>
-    <w:p>
-      <w:pPr>
-        <w:pStyle w:val="Heading3"/>
-      </w:pPr>
-      <w:r>
-        <w:t xml:space="preserve">Step 2: Position Appropriately</w:t>
-      </w:r>
-    </w:p>
-    <w:p>
-      <w:pPr>
-        <w:pStyle w:val="FirstParagraph"/>
-      </w:pPr>
-      <w:r>
-        <w:rPr>
-          <w:bCs/>
-          <w:b/>
-        </w:rPr>
-        <w:t xml:space="preserve">For Parents / Tutors / Small Schools:</w:t>
-      </w:r>
-    </w:p>
-    <w:p>
-      <w:pPr>
-        <w:pStyle w:val="BlockText"/>
-      </w:pPr>
-      <w:r>
-        <w:t xml:space="preserve">"The standard platform encrypts everything, keeps your child's data isolated from every other learner, never trains AI on it, and shows your child every time someone looks at their work. That covers what almost every family and small school needs."</w:t>
-      </w:r>
-    </w:p>
-    <w:p>
-      <w:pPr>
-        <w:pStyle w:val="FirstParagraph"/>
-      </w:pPr>
-      <w:r>
-        <w:rPr>
-          <w:bCs/>
-          <w:b/>
-        </w:rPr>
-        <w:t xml:space="preserve">For Schools / Districts with Formal Requirements:</w:t>
-      </w:r>
-    </w:p>
-    <w:p>
-      <w:pPr>
-        <w:pStyle w:val="BlockText"/>
-      </w:pPr>
-      <w:r>
-        <w:t xml:space="preserve">"For FERPA, COPPA, GDPR, or data-residency requirements that need signed agreements and audit evidence, we work with our partner KloudStax. Let me explain how that partnership works..."</w:t>
-      </w:r>
-    </w:p>
-    <w:bookmarkEnd w:id="45"/>
-    <w:bookmarkStart w:id="46" w:name="step-3-handle-the-handoff-if-needed"/>
-    <w:p>
-      <w:pPr>
-        <w:pStyle w:val="Heading3"/>
-      </w:pPr>
-      <w:r>
-        <w:t xml:space="preserve">Step 3: Handle the Handoff (if needed)</w:t>
-      </w:r>
-    </w:p>
-    <w:p>
-      <w:pPr>
-        <w:pStyle w:val="FirstParagraph"/>
-      </w:pPr>
-      <w:r>
-        <w:t xml:space="preserve">If KloudStax is needed:</w:t>
-      </w:r>
-    </w:p>
-    <w:p>
-      <w:pPr>
-        <w:numPr>
-          <w:ilvl w:val="0"/>
-          <w:numId w:val="1013"/>
-        </w:numPr>
-        <w:pStyle w:val="Compact"/>
-      </w:pPr>
-      <w:r>
-        <w:t xml:space="preserve">Acknowledge their requirements are valid and important (student data deserves it)</w:t>
-      </w:r>
-    </w:p>
-    <w:p>
-      <w:pPr>
-        <w:numPr>
-          <w:ilvl w:val="0"/>
-          <w:numId w:val="1013"/>
-        </w:numPr>
-        <w:pStyle w:val="Compact"/>
-      </w:pPr>
-      <w:r>
-        <w:t xml:space="preserve">Explain the partnership model</w:t>
-      </w:r>
-    </w:p>
-    <w:p>
-      <w:pPr>
-        <w:numPr>
-          <w:ilvl w:val="0"/>
-          <w:numId w:val="1013"/>
-        </w:numPr>
-        <w:pStyle w:val="Compact"/>
-      </w:pPr>
-      <w:r>
-        <w:t xml:space="preserve">Offer to make an introduction</w:t>
-      </w:r>
-    </w:p>
-    <w:p>
-      <w:pPr>
-        <w:numPr>
-          <w:ilvl w:val="0"/>
-          <w:numId w:val="1013"/>
-        </w:numPr>
-        <w:pStyle w:val="Compact"/>
-      </w:pPr>
-      <w:r>
-        <w:t xml:space="preserve">Clarify that KloudStax pricing is separate</w:t>
-      </w:r>
-    </w:p>
-    <w:p>
-      <w:pPr>
-        <w:numPr>
-          <w:ilvl w:val="0"/>
-          <w:numId w:val="1013"/>
-        </w:numPr>
-        <w:pStyle w:val="Compact"/>
-      </w:pPr>
-      <w:r>
-        <w:t xml:space="preserve">Emphasize this covers both the learning side and the data protection side</w:t>
-      </w:r>
-    </w:p>
-    <w:p>
-      <w:r>
-        <w:pict>
-          <v:rect style="width:0;height:1.5pt" o:hralign="center" o:hrstd="t" o:hr="t"/>
-        </w:pict>
-      </w:r>
-    </w:p>
-    <w:bookmarkEnd w:id="46"/>
-    <w:bookmarkEnd w:id="47"/>
-    <w:bookmarkStart w:id="52" w:name="objection-handling"/>
-    <w:p>
-      <w:pPr>
-        <w:pStyle w:val="Heading2"/>
-      </w:pPr>
-      <w:r>
-        <w:t xml:space="preserve">Objection Handling</w:t>
-      </w:r>
-    </w:p>
-    <w:bookmarkStart w:id="48" w:name="X845f9c6ee4baac4243eb9b16a2bfb87ce4ad351"/>
-    <w:p>
-      <w:pPr>
-        <w:pStyle w:val="Heading3"/>
-      </w:pPr>
-      <w:r>
-        <w:t xml:space="preserve">"Why should we trust a startup with our children's data?"</w:t>
-      </w:r>
-    </w:p>
-    <w:p>
-      <w:pPr>
-        <w:pStyle w:val="BlockText"/>
-      </w:pPr>
-      <w:r>
-        <w:t xml:space="preserve">"You're not trusting us with the data infrastructure. You're trusting Google. We built EduAsiste on Google Workspace specifically because we knew parents and schools would (rightly) worry about children's data. Your child's data sits on the same infrastructure that schools and Fortune 500 companies trust with their most sensitive records. On top of that, our transparency model means nothing happens to your child's data in the dark: they see every view."</w:t>
-      </w:r>
-    </w:p>
     <w:bookmarkEnd w:id="48"/>
-    <w:bookmarkStart w:id="49" w:name="X14b9f3326a68d769c317dfa2d3e103500b39956"/>
-    <w:p>
-      <w:pPr>
-        <w:pStyle w:val="Heading3"/>
-      </w:pPr>
-      <w:r>
-        <w:t xml:space="preserve">"Our school's IT / data-protection officer will never approve this."</w:t>
-      </w:r>
-    </w:p>
-    <w:p>
-      <w:pPr>
-        <w:pStyle w:val="BlockText"/>
-      </w:pPr>
-      <w:r>
-        <w:t xml:space="preserve">"Good. They should be careful with student data. Here's what usually helps:</w:t>
-      </w:r>
-    </w:p>
-    <w:p>
-      <w:pPr>
-        <w:numPr>
-          <w:ilvl w:val="0"/>
-          <w:numId w:val="1014"/>
-        </w:numPr>
-        <w:pStyle w:val="Compact"/>
-      </w:pPr>
-      <w:r>
-        <w:t xml:space="preserve">We can provide Google Workspace's security documentation</w:t>
-      </w:r>
-    </w:p>
-    <w:p>
-      <w:pPr>
-        <w:numPr>
-          <w:ilvl w:val="0"/>
-          <w:numId w:val="1014"/>
-        </w:numPr>
-        <w:pStyle w:val="Compact"/>
-      </w:pPr>
-      <w:r>
-        <w:t xml:space="preserve">For FERPA, COPPA, GDPR, or residency needs, KloudStax can provide formal, signed documentation</w:t>
-      </w:r>
-    </w:p>
-    <w:p>
-      <w:pPr>
-        <w:numPr>
-          <w:ilvl w:val="0"/>
-          <w:numId w:val="1014"/>
-        </w:numPr>
-        <w:pStyle w:val="Compact"/>
-      </w:pPr>
-      <w:r>
-        <w:t xml:space="preserve">We're happy to do a technical call with your IT or DPO</w:t>
-      </w:r>
-    </w:p>
-    <w:p>
-      <w:pPr>
-        <w:numPr>
-          <w:ilvl w:val="0"/>
-          <w:numId w:val="1014"/>
-        </w:numPr>
-        <w:pStyle w:val="Compact"/>
-      </w:pPr>
-      <w:r>
-        <w:t xml:space="preserve">We can start with a small, non-sensitive pilot to build confidence"</w:t>
-      </w:r>
-    </w:p>
     <w:bookmarkEnd w:id="49"/>
-    <w:bookmarkStart w:id="50" w:name="X742c382677dcea2e4f5c75c7442140c1affe77b"/>
-    <w:p>
-      <w:pPr>
-        <w:pStyle w:val="Heading3"/>
-      </w:pPr>
-      <w:r>
-        <w:t xml:space="preserve">"We need everything to stay in our country / on our own servers."</w:t>
-      </w:r>
-    </w:p>
-    <w:p>
-      <w:pPr>
-        <w:pStyle w:val="BlockText"/>
-      </w:pPr>
-      <w:r>
-        <w:t xml:space="preserve">"True on-premise isn't something we offer directly. The platform is cloud-native. But KloudStax can configure regional data residency (EU or LATAM) and private-cloud options that may meet your requirement while you still use EduAsiste. For schools under laws like Chile's Ley 21.719, that's exactly the path. Would it help to explore that with them?"</w:t>
-      </w:r>
-    </w:p>
-    <w:bookmarkEnd w:id="50"/>
-    <w:bookmarkStart w:id="51" w:name="Xd04cc1dd07e2d5b83e28f92177a86cfb65057ed"/>
-    <w:p>
-      <w:pPr>
-        <w:pStyle w:val="Heading3"/>
-      </w:pPr>
-      <w:r>
-        <w:t xml:space="preserve">"KloudStax adds too much cost / complexity for us."</w:t>
-      </w:r>
-    </w:p>
-    <w:p>
-      <w:pPr>
-        <w:pStyle w:val="BlockText"/>
-      </w:pPr>
-      <w:r>
-        <w:t xml:space="preserve">"For most families and small schools, the standard Google Workspace security plus our transparency model is more than enough. KloudStax is really for institutions with specific regulatory mandates: districts, multi-school sostenedores, EU/LATAM data residency, formal audit requirements. If you don't have those mandates, you likely don't need KloudStax."</w:t>
-      </w:r>
-    </w:p>
-    <w:p>
-      <w:r>
-        <w:pict>
-          <v:rect style="width:0;height:1.5pt" o:hralign="center" o:hrstd="t" o:hr="t"/>
-        </w:pict>
-      </w:r>
-    </w:p>
-    <w:bookmarkEnd w:id="51"/>
-    <w:bookmarkEnd w:id="52"/>
-    <w:bookmarkStart w:id="53" w:name="security-summary-table"/>
+    <w:bookmarkStart w:id="50" w:name="security-summary-table"/>
     <w:p>
       <w:pPr>
         <w:pStyle w:val="Heading2"/>
@@ -2374,9 +1852,8 @@
         <w:jc w:val="start"/>
       </w:tblPr>
       <w:tblGrid>
-        <w:gridCol w:w="2640"/>
-        <w:gridCol w:w="2640"/>
-        <w:gridCol w:w="2640"/>
+        <w:gridCol w:w="3960"/>
+        <w:gridCol w:w="3960"/>
       </w:tblGrid>
       <w:tr>
         <w:trPr>
@@ -2402,19 +1879,7 @@
               <w:jc w:val="left"/>
             </w:pPr>
             <w:r>
-              <w:t xml:space="preserve">Standard Answer</w:t>
-            </w:r>
-          </w:p>
-        </w:tc>
-        <w:tc>
-          <w:tcPr/>
-          <w:p>
-            <w:pPr>
-              <w:pStyle w:val="Compact"/>
-              <w:jc w:val="left"/>
-            </w:pPr>
-            <w:r>
-              <w:t xml:space="preserve">Enterprise Answer</w:t>
+              <w:t xml:space="preserve">Answer</w:t>
             </w:r>
           </w:p>
         </w:tc>
@@ -2440,19 +1905,7 @@
               <w:jc w:val="left"/>
             </w:pPr>
             <w:r>
-              <w:t xml:space="preserve">Google Workspace / Google Cloud</w:t>
-            </w:r>
-          </w:p>
-        </w:tc>
-        <w:tc>
-          <w:tcPr/>
-          <w:p>
-            <w:pPr>
-              <w:pStyle w:val="Compact"/>
-              <w:jc w:val="left"/>
-            </w:pPr>
-            <w:r>
-              <w:t xml:space="preserve">KloudStax-managed environment</w:t>
+              <w:t xml:space="preserve">Google Workspace, or Google Cloud for larger deployments</w:t>
             </w:r>
           </w:p>
         </w:tc>
@@ -2478,19 +1931,7 @@
               <w:jc w:val="left"/>
             </w:pPr>
             <w:r>
-              <w:t xml:space="preserve">Yes (TLS 1.3 + AES-256)</w:t>
-            </w:r>
-          </w:p>
-        </w:tc>
-        <w:tc>
-          <w:tcPr/>
-          <w:p>
-            <w:pPr>
-              <w:pStyle w:val="Compact"/>
-              <w:jc w:val="left"/>
-            </w:pPr>
-            <w:r>
-              <w:t xml:space="preserve">Yes + additional controls</w:t>
+              <w:t xml:space="preserve">Yes (TLS 1.3 in transit + AES-256 at rest)</w:t>
             </w:r>
           </w:p>
         </w:tc>
@@ -2505,18 +1946,6 @@
             </w:pPr>
             <w:r>
               <w:t xml:space="preserve">Used to train AI?</w:t>
-            </w:r>
-          </w:p>
-        </w:tc>
-        <w:tc>
-          <w:tcPr/>
-          <w:p>
-            <w:pPr>
-              <w:pStyle w:val="Compact"/>
-              <w:jc w:val="left"/>
-            </w:pPr>
-            <w:r>
-              <w:t xml:space="preserve">Never</w:t>
             </w:r>
           </w:p>
         </w:tc>
@@ -2558,18 +1987,6 @@
             </w:r>
           </w:p>
         </w:tc>
-        <w:tc>
-          <w:tcPr/>
-          <w:p>
-            <w:pPr>
-              <w:pStyle w:val="Compact"/>
-              <w:jc w:val="left"/>
-            </w:pPr>
-            <w:r>
-              <w:t xml:space="preserve">No, isolated per learner</w:t>
-            </w:r>
-          </w:p>
-        </w:tc>
       </w:tr>
       <w:tr>
         <w:tc>
@@ -2592,19 +2009,7 @@
               <w:jc w:val="left"/>
             </w:pPr>
             <w:r>
-              <w:t xml:space="preserve">Technical controls to help you comply</w:t>
-            </w:r>
-          </w:p>
-        </w:tc>
-        <w:tc>
-          <w:tcPr/>
-          <w:p>
-            <w:pPr>
-              <w:pStyle w:val="Compact"/>
-              <w:jc w:val="left"/>
-            </w:pPr>
-            <w:r>
-              <w:t xml:space="preserve">Full signed docs (KloudStax)</w:t>
+              <w:t xml:space="preserve">Technical controls today; formal documentation in progress (in-house)</w:t>
             </w:r>
           </w:p>
         </w:tc>
@@ -2630,19 +2035,7 @@
               <w:jc w:val="left"/>
             </w:pPr>
             <w:r>
-              <w:t xml:space="preserve">Parent/school consent, no profiling</w:t>
-            </w:r>
-          </w:p>
-        </w:tc>
-        <w:tc>
-          <w:tcPr/>
-          <w:p>
-            <w:pPr>
-              <w:pStyle w:val="Compact"/>
-              <w:jc w:val="left"/>
-            </w:pPr>
-            <w:r>
-              <w:t xml:space="preserve">Full signed docs (KloudStax)</w:t>
+              <w:t xml:space="preserve">Parent/school consent, no profiling; formal documentation in progress (in-house)</w:t>
             </w:r>
           </w:p>
         </w:tc>
@@ -2668,19 +2061,7 @@
               <w:jc w:val="left"/>
             </w:pPr>
             <w:r>
-              <w:t xml:space="preserve">Aligned controls</w:t>
-            </w:r>
-          </w:p>
-        </w:tc>
-        <w:tc>
-          <w:tcPr/>
-          <w:p>
-            <w:pPr>
-              <w:pStyle w:val="Compact"/>
-              <w:jc w:val="left"/>
-            </w:pPr>
-            <w:r>
-              <w:t xml:space="preserve">Full + EU/LATAM residency (KloudStax)</w:t>
+              <w:t xml:space="preserve">Aligned controls today; DPAs and EU/LATAM residency in progress (in-house)</w:t>
             </w:r>
           </w:p>
         </w:tc>
@@ -2706,19 +2087,7 @@
               <w:jc w:val="left"/>
             </w:pPr>
             <w:r>
-              <w:t xml:space="preserve">Assigned teacher and parent; child sees every view</w:t>
-            </w:r>
-          </w:p>
-        </w:tc>
-        <w:tc>
-          <w:tcPr/>
-          <w:p>
-            <w:pPr>
-              <w:pStyle w:val="Compact"/>
-              <w:jc w:val="left"/>
-            </w:pPr>
-            <w:r>
-              <w:t xml:space="preserve">Same plus district IAM scoping (KloudStax)</w:t>
+              <w:t xml:space="preserve">The account owner (parent) and the assigned teacher; private to the learner otherwise</w:t>
             </w:r>
           </w:p>
         </w:tc>
@@ -2744,19 +2113,7 @@
               <w:jc w:val="left"/>
             </w:pPr>
             <w:r>
-              <w:t xml:space="preserve">Twin-level (teacher sees own learners)</w:t>
-            </w:r>
-          </w:p>
-        </w:tc>
-        <w:tc>
-          <w:tcPr/>
-          <w:p>
-            <w:pPr>
-              <w:pStyle w:val="Compact"/>
-              <w:jc w:val="left"/>
-            </w:pPr>
-            <w:r>
-              <w:t xml:space="preserve">Full IAM (KloudStax)</w:t>
+              <w:t xml:space="preserve">Workspace-level today (teacher sees own learners); district IAM in progress</w:t>
             </w:r>
           </w:p>
         </w:tc>
@@ -2782,19 +2139,7 @@
               <w:jc w:val="left"/>
             </w:pPr>
             <w:r>
-              <w:t xml:space="preserve">Basic</w:t>
-            </w:r>
-          </w:p>
-        </w:tc>
-        <w:tc>
-          <w:tcPr/>
-          <w:p>
-            <w:pPr>
-              <w:pStyle w:val="Compact"/>
-              <w:jc w:val="left"/>
-            </w:pPr>
-            <w:r>
-              <w:t xml:space="preserve">Comprehensive (KloudStax)</w:t>
+              <w:t xml:space="preserve">Basic today; comprehensive logging in progress (in-house)</w:t>
             </w:r>
           </w:p>
         </w:tc>
@@ -2820,126 +2165,13 @@
               <w:jc w:val="left"/>
             </w:pPr>
             <w:r>
-              <w:t xml:space="preserve">Included</w:t>
-            </w:r>
-          </w:p>
-        </w:tc>
-        <w:tc>
-          <w:tcPr/>
-          <w:p>
-            <w:pPr>
-              <w:pStyle w:val="Compact"/>
-              <w:jc w:val="left"/>
-            </w:pPr>
-            <w:r>
-              <w:t xml:space="preserve">Separate KloudStax contract</w:t>
+              <w:t xml:space="preserve">Standard security included</w:t>
             </w:r>
           </w:p>
         </w:tc>
       </w:tr>
     </w:tbl>
-    <w:p>
-      <w:r>
-        <w:pict>
-          <v:rect style="width:0;height:1.5pt" o:hralign="center" o:hrstd="t" o:hr="t"/>
-        </w:pict>
-      </w:r>
-    </w:p>
-    <w:bookmarkEnd w:id="53"/>
-    <w:bookmarkStart w:id="54" w:name="kloudstax-contact"/>
-    <w:p>
-      <w:pPr>
-        <w:pStyle w:val="Heading2"/>
-      </w:pPr>
-      <w:r>
-        <w:t xml:space="preserve">KloudStax Contact</w:t>
-      </w:r>
-    </w:p>
-    <w:p>
-      <w:pPr>
-        <w:pStyle w:val="FirstParagraph"/>
-      </w:pPr>
-      <w:r>
-        <w:t xml:space="preserve">For formal education-privacy and compliance inquiries:</w:t>
-      </w:r>
-    </w:p>
-    <w:p>
-      <w:pPr>
-        <w:numPr>
-          <w:ilvl w:val="0"/>
-          <w:numId w:val="1015"/>
-        </w:numPr>
-        <w:pStyle w:val="Compact"/>
-      </w:pPr>
-      <w:r>
-        <w:rPr>
-          <w:bCs/>
-          <w:b/>
-        </w:rPr>
-        <w:t xml:space="preserve">Partner</w:t>
-      </w:r>
-      <w:r>
-        <w:t xml:space="preserve">: KloudStax</w:t>
-      </w:r>
-    </w:p>
-    <w:p>
-      <w:pPr>
-        <w:numPr>
-          <w:ilvl w:val="0"/>
-          <w:numId w:val="1015"/>
-        </w:numPr>
-        <w:pStyle w:val="Compact"/>
-      </w:pPr>
-      <w:r>
-        <w:rPr>
-          <w:bCs/>
-          <w:b/>
-        </w:rPr>
-        <w:t xml:space="preserve">Services</w:t>
-      </w:r>
-      <w:r>
-        <w:t xml:space="preserve">: FERPA / COPPA documentation, GDPR, data residency (EU/LATAM), HIPAA, SOC 2, IAM, dedicated environments</w:t>
-      </w:r>
-    </w:p>
-    <w:p>
-      <w:pPr>
-        <w:numPr>
-          <w:ilvl w:val="0"/>
-          <w:numId w:val="1015"/>
-        </w:numPr>
-        <w:pStyle w:val="Compact"/>
-      </w:pPr>
-      <w:r>
-        <w:rPr>
-          <w:bCs/>
-          <w:b/>
-        </w:rPr>
-        <w:t xml:space="preserve">Engagement</w:t>
-      </w:r>
-      <w:r>
-        <w:t xml:space="preserve">: Direct contract with KloudStax (addendum to your EduAsiste contract)</w:t>
-      </w:r>
-    </w:p>
-    <w:p>
-      <w:pPr>
-        <w:numPr>
-          <w:ilvl w:val="0"/>
-          <w:numId w:val="1015"/>
-        </w:numPr>
-        <w:pStyle w:val="Compact"/>
-      </w:pPr>
-      <w:r>
-        <w:rPr>
-          <w:bCs/>
-          <w:b/>
-        </w:rPr>
-        <w:t xml:space="preserve">Introduction</w:t>
-      </w:r>
-      <w:r>
-        <w:t xml:space="preserve">: Contact your EduAsiste sales rep for a warm introduction</w:t>
-      </w:r>
-    </w:p>
-    <w:bookmarkEnd w:id="54"/>
+    <w:bookmarkEnd w:id="50"/>
     <w:sectPr>
       <w:headerReference r:id="rId9" w:type="default"/>
       <w:footerReference r:id="rId10" w:type="default"/>
@@ -3514,7 +2746,34 @@
     <w:abstractNumId w:val="991"/>
   </w:num>
   <w:num w:numId="1008">
-    <w:abstractNumId w:val="991"/>
+    <w:abstractNumId w:val="99411"/>
+    <w:lvlOverride w:ilvl="0">
+      <w:startOverride w:val="1"/>
+    </w:lvlOverride>
+    <w:lvlOverride w:ilvl="1">
+      <w:startOverride w:val="1"/>
+    </w:lvlOverride>
+    <w:lvlOverride w:ilvl="2">
+      <w:startOverride w:val="1"/>
+    </w:lvlOverride>
+    <w:lvlOverride w:ilvl="3">
+      <w:startOverride w:val="1"/>
+    </w:lvlOverride>
+    <w:lvlOverride w:ilvl="4">
+      <w:startOverride w:val="1"/>
+    </w:lvlOverride>
+    <w:lvlOverride w:ilvl="5">
+      <w:startOverride w:val="1"/>
+    </w:lvlOverride>
+    <w:lvlOverride w:ilvl="6">
+      <w:startOverride w:val="1"/>
+    </w:lvlOverride>
+    <w:lvlOverride w:ilvl="7">
+      <w:startOverride w:val="1"/>
+    </w:lvlOverride>
+    <w:lvlOverride w:ilvl="8">
+      <w:startOverride w:val="1"/>
+    </w:lvlOverride>
   </w:num>
   <w:num w:numId="1009">
     <w:abstractNumId w:val="99411"/>
@@ -3545,78 +2804,6 @@
     <w:lvlOverride w:ilvl="8">
       <w:startOverride w:val="1"/>
     </w:lvlOverride>
-  </w:num>
-  <w:num w:numId="1010">
-    <w:abstractNumId w:val="991"/>
-  </w:num>
-  <w:num w:numId="1011">
-    <w:abstractNumId w:val="991"/>
-  </w:num>
-  <w:num w:numId="1012">
-    <w:abstractNumId w:val="991"/>
-  </w:num>
-  <w:num w:numId="1013">
-    <w:abstractNumId w:val="99411"/>
-    <w:lvlOverride w:ilvl="0">
-      <w:startOverride w:val="1"/>
-    </w:lvlOverride>
-    <w:lvlOverride w:ilvl="1">
-      <w:startOverride w:val="1"/>
-    </w:lvlOverride>
-    <w:lvlOverride w:ilvl="2">
-      <w:startOverride w:val="1"/>
-    </w:lvlOverride>
-    <w:lvlOverride w:ilvl="3">
-      <w:startOverride w:val="1"/>
-    </w:lvlOverride>
-    <w:lvlOverride w:ilvl="4">
-      <w:startOverride w:val="1"/>
-    </w:lvlOverride>
-    <w:lvlOverride w:ilvl="5">
-      <w:startOverride w:val="1"/>
-    </w:lvlOverride>
-    <w:lvlOverride w:ilvl="6">
-      <w:startOverride w:val="1"/>
-    </w:lvlOverride>
-    <w:lvlOverride w:ilvl="7">
-      <w:startOverride w:val="1"/>
-    </w:lvlOverride>
-    <w:lvlOverride w:ilvl="8">
-      <w:startOverride w:val="1"/>
-    </w:lvlOverride>
-  </w:num>
-  <w:num w:numId="1014">
-    <w:abstractNumId w:val="99411"/>
-    <w:lvlOverride w:ilvl="0">
-      <w:startOverride w:val="1"/>
-    </w:lvlOverride>
-    <w:lvlOverride w:ilvl="1">
-      <w:startOverride w:val="1"/>
-    </w:lvlOverride>
-    <w:lvlOverride w:ilvl="2">
-      <w:startOverride w:val="1"/>
-    </w:lvlOverride>
-    <w:lvlOverride w:ilvl="3">
-      <w:startOverride w:val="1"/>
-    </w:lvlOverride>
-    <w:lvlOverride w:ilvl="4">
-      <w:startOverride w:val="1"/>
-    </w:lvlOverride>
-    <w:lvlOverride w:ilvl="5">
-      <w:startOverride w:val="1"/>
-    </w:lvlOverride>
-    <w:lvlOverride w:ilvl="6">
-      <w:startOverride w:val="1"/>
-    </w:lvlOverride>
-    <w:lvlOverride w:ilvl="7">
-      <w:startOverride w:val="1"/>
-    </w:lvlOverride>
-    <w:lvlOverride w:ilvl="8">
-      <w:startOverride w:val="1"/>
-    </w:lvlOverride>
-  </w:num>
-  <w:num w:numId="1015">
-    <w:abstractNumId w:val="991"/>
   </w:num>
 </w:numbering>
 </file>
